--- a/Avances pruebas del tutorial.docx
+++ b/Avances pruebas del tutorial.docx
@@ -2,7 +2,52 @@
 <file path=word/document.xml><?xml version="1.0" encoding="utf-8"?>
 <w:document xmlns:wpc="http://schemas.microsoft.com/office/word/2010/wordprocessingCanvas" xmlns:cx="http://schemas.microsoft.com/office/drawing/2014/chartex" xmlns:cx1="http://schemas.microsoft.com/office/drawing/2015/9/8/chartex" xmlns:cx2="http://schemas.microsoft.com/office/drawing/2015/10/21/chartex" xmlns:cx3="http://schemas.microsoft.com/office/drawing/2016/5/9/chartex" xmlns:cx4="http://schemas.microsoft.com/office/drawing/2016/5/10/chartex" xmlns:cx5="http://schemas.microsoft.com/office/drawing/2016/5/11/chartex" xmlns:cx6="http://schemas.microsoft.com/office/drawing/2016/5/12/chartex" xmlns:cx7="http://schemas.microsoft.com/office/drawing/2016/5/13/chartex" xmlns:cx8="http://schemas.microsoft.com/office/drawing/2016/5/14/chartex" xmlns:mc="http://schemas.openxmlformats.org/markup-compatibility/2006" xmlns:aink="http://schemas.microsoft.com/office/drawing/2016/ink" xmlns:am3d="http://schemas.microsoft.com/office/drawing/2017/model3d" xmlns:o="urn:schemas-microsoft-com:office:office" xmlns:oel="http://schemas.microsoft.com/office/2019/extlst" xmlns:r="http://schemas.openxmlformats.org/officeDocument/2006/relationships" xmlns:m="http://schemas.openxmlformats.org/officeDocument/2006/math" xmlns:v="urn:schemas-microsoft-com:vml" xmlns:wp14="http://schemas.microsoft.com/office/word/2010/wordprocessingDrawing" xmlns:wp="http://schemas.openxmlformats.org/drawingml/2006/wordprocessingDrawing" xmlns:w10="urn:schemas-microsoft-com:office:word" xmlns:w="http://schemas.openxmlformats.org/wordprocessingml/2006/main" xmlns:w14="http://schemas.microsoft.com/office/word/2010/wordml" xmlns:w15="http://schemas.microsoft.com/office/word/2012/wordml" xmlns:w16cex="http://schemas.microsoft.com/office/word/2018/wordml/cex" xmlns:w16cid="http://schemas.microsoft.com/office/word/2016/wordml/cid" xmlns:w16="http://schemas.microsoft.com/office/word/2018/wordml" xmlns:w16du="http://schemas.microsoft.com/office/word/2023/wordml/word16du" xmlns:w16sdtdh="http://schemas.microsoft.com/office/word/2020/wordml/sdtdatahash" xmlns:w16sdtfl="http://schemas.microsoft.com/office/word/2024/wordml/sdtformatlock" xmlns:w16se="http://schemas.microsoft.com/office/word/2015/wordml/symex" xmlns:wpg="http://schemas.microsoft.com/office/word/2010/wordprocessingGroup" xmlns:wpi="http://schemas.microsoft.com/office/word/2010/wordprocessingInk" xmlns:wne="http://schemas.microsoft.com/office/word/2006/wordml" xmlns:wps="http://schemas.microsoft.com/office/word/2010/wordprocessingShape" mc:Ignorable="w14 w15 w16se w16cid w16 w16cex w16sdtdh w16sdtfl w16du wp14">
   <w:body>
-    <w:p/>
+    <w:p>
+      <w:pPr>
+        <w:rPr>
+          <w:rFonts w:ascii="Times New Roman" w:hAnsi="Times New Roman" w:cs="Times New Roman"/>
+          <w:lang w:val="es-MX"/>
+        </w:rPr>
+      </w:pPr>
+      <w:r>
+        <w:rPr>
+          <w:rFonts w:ascii="Times New Roman" w:hAnsi="Times New Roman" w:cs="Times New Roman"/>
+          <w:lang w:val="es-MX"/>
+        </w:rPr>
+        <w:t>Jose Daniel Marchena Faerron Tutorial</w:t>
+      </w:r>
+    </w:p>
+    <w:p>
+      <w:pPr>
+        <w:rPr>
+          <w:rFonts w:ascii="Times New Roman" w:hAnsi="Times New Roman" w:cs="Times New Roman"/>
+          <w:lang w:val="es-MX"/>
+        </w:rPr>
+      </w:pPr>
+    </w:p>
+    <w:p>
+      <w:pPr>
+        <w:rPr>
+          <w:rFonts w:ascii="Times New Roman" w:hAnsi="Times New Roman" w:cs="Times New Roman"/>
+          <w:lang w:val="es-MX"/>
+        </w:rPr>
+      </w:pPr>
+      <w:r>
+        <w:rPr>
+          <w:rFonts w:ascii="Times New Roman" w:hAnsi="Times New Roman" w:cs="Times New Roman"/>
+          <w:lang w:val="es-MX"/>
+        </w:rPr>
+        <w:t>Sección 1: Instalación de herramientas</w:t>
+      </w:r>
+    </w:p>
+    <w:p>
+      <w:pPr>
+        <w:rPr>
+          <w:rFonts w:ascii="Times New Roman" w:hAnsi="Times New Roman" w:cs="Times New Roman"/>
+          <w:lang w:val="es-MX"/>
+        </w:rPr>
+      </w:pPr>
+    </w:p>
     <w:sectPr>
       <w:pgSz w:w="12240" w:h="15840"/>
       <w:pgMar w:top="1417" w:right="1701" w:bottom="1417" w:left="1701" w:header="708" w:footer="708" w:gutter="0"/>

--- a/Avances pruebas del tutorial.docx
+++ b/Avances pruebas del tutorial.docx
@@ -45,6 +45,775 @@
         <w:rPr>
           <w:rFonts w:ascii="Times New Roman" w:hAnsi="Times New Roman" w:cs="Times New Roman"/>
           <w:lang w:val="es-MX"/>
+        </w:rPr>
+      </w:pPr>
+      <w:r>
+        <w:rPr>
+          <w:rFonts w:ascii="Times New Roman" w:hAnsi="Times New Roman" w:cs="Times New Roman"/>
+          <w:lang w:val="es-MX"/>
+        </w:rPr>
+        <w:t>Instalación del Visual Studio Code:</w:t>
+      </w:r>
+    </w:p>
+    <w:p>
+      <w:pPr>
+        <w:rPr>
+          <w:rFonts w:ascii="Times New Roman" w:hAnsi="Times New Roman" w:cs="Times New Roman"/>
+          <w:lang w:val="es-MX"/>
+        </w:rPr>
+      </w:pPr>
+      <w:r>
+        <w:rPr>
+          <w:rFonts w:ascii="Times New Roman" w:hAnsi="Times New Roman" w:cs="Times New Roman"/>
+          <w:lang w:val="es-MX"/>
+        </w:rPr>
+        <w:drawing>
+          <wp:inline distT="0" distB="0" distL="0" distR="0" wp14:anchorId="6992ACCD" wp14:editId="14D4F247">
+            <wp:extent cx="6164580" cy="3291543"/>
+            <wp:effectExtent l="0" t="0" r="7620" b="4445"/>
+            <wp:docPr id="1321687277" name="Imagen 1" descr="Captura de pantalla de computadora&#10;&#10;El contenido generado por IA puede ser incorrecto."/>
+            <wp:cNvGraphicFramePr>
+              <a:graphicFrameLocks xmlns:a="http://schemas.openxmlformats.org/drawingml/2006/main" noChangeAspect="1"/>
+            </wp:cNvGraphicFramePr>
+            <a:graphic xmlns:a="http://schemas.openxmlformats.org/drawingml/2006/main">
+              <a:graphicData uri="http://schemas.openxmlformats.org/drawingml/2006/picture">
+                <pic:pic xmlns:pic="http://schemas.openxmlformats.org/drawingml/2006/picture">
+                  <pic:nvPicPr>
+                    <pic:cNvPr id="1321687277" name="Imagen 1" descr="Captura de pantalla de computadora&#10;&#10;El contenido generado por IA puede ser incorrecto."/>
+                    <pic:cNvPicPr/>
+                  </pic:nvPicPr>
+                  <pic:blipFill>
+                    <a:blip r:embed="rId4"/>
+                    <a:stretch>
+                      <a:fillRect/>
+                    </a:stretch>
+                  </pic:blipFill>
+                  <pic:spPr>
+                    <a:xfrm>
+                      <a:off x="0" y="0"/>
+                      <a:ext cx="6164580" cy="3291543"/>
+                    </a:xfrm>
+                    <a:prstGeom prst="rect">
+                      <a:avLst/>
+                    </a:prstGeom>
+                  </pic:spPr>
+                </pic:pic>
+              </a:graphicData>
+            </a:graphic>
+          </wp:inline>
+        </w:drawing>
+      </w:r>
+    </w:p>
+    <w:p>
+      <w:pPr>
+        <w:rPr>
+          <w:rFonts w:ascii="Times New Roman" w:hAnsi="Times New Roman" w:cs="Times New Roman"/>
+          <w:lang w:val="es-MX"/>
+        </w:rPr>
+      </w:pPr>
+    </w:p>
+    <w:p>
+      <w:pPr>
+        <w:rPr>
+          <w:rFonts w:ascii="Times New Roman" w:hAnsi="Times New Roman" w:cs="Times New Roman"/>
+        </w:rPr>
+      </w:pPr>
+      <w:r>
+        <w:rPr>
+          <w:rFonts w:ascii="Times New Roman" w:hAnsi="Times New Roman" w:cs="Times New Roman"/>
+          <w:lang w:val="es-MX"/>
+        </w:rPr>
+        <w:t>Instalación del</w:t>
+      </w:r>
+      <w:r>
+        <w:rPr>
+          <w:rFonts w:ascii="Times New Roman" w:hAnsi="Times New Roman" w:cs="Times New Roman"/>
+          <w:i/>
+          <w:iCs/>
+        </w:rPr>
+        <w:t xml:space="preserve"> </w:t>
+      </w:r>
+      <w:proofErr w:type="spellStart"/>
+      <w:r>
+        <w:rPr>
+          <w:rFonts w:ascii="Times New Roman" w:hAnsi="Times New Roman" w:cs="Times New Roman"/>
+          <w:i/>
+          <w:iCs/>
+        </w:rPr>
+        <w:t>Lushay</w:t>
+      </w:r>
+      <w:proofErr w:type="spellEnd"/>
+      <w:r>
+        <w:rPr>
+          <w:rFonts w:ascii="Times New Roman" w:hAnsi="Times New Roman" w:cs="Times New Roman"/>
+          <w:i/>
+          <w:iCs/>
+        </w:rPr>
+        <w:t xml:space="preserve"> Code</w:t>
+      </w:r>
+      <w:r>
+        <w:rPr>
+          <w:rFonts w:ascii="Times New Roman" w:hAnsi="Times New Roman" w:cs="Times New Roman"/>
+        </w:rPr>
+        <w:t>:</w:t>
+      </w:r>
+    </w:p>
+    <w:p>
+      <w:pPr>
+        <w:rPr>
+          <w:rFonts w:ascii="Times New Roman" w:hAnsi="Times New Roman" w:cs="Times New Roman"/>
+          <w:lang w:val="es-MX"/>
+        </w:rPr>
+      </w:pPr>
+      <w:r>
+        <w:rPr>
+          <w:rFonts w:ascii="Times New Roman" w:hAnsi="Times New Roman" w:cs="Times New Roman"/>
+          <w:lang w:val="es-MX"/>
+        </w:rPr>
+        <w:drawing>
+          <wp:inline distT="0" distB="0" distL="0" distR="0" wp14:anchorId="5026C4A6" wp14:editId="3013B6B9">
+            <wp:extent cx="6233160" cy="3146425"/>
+            <wp:effectExtent l="0" t="0" r="0" b="9525"/>
+            <wp:docPr id="2121360014" name="Imagen 1" descr="Texto&#10;&#10;El contenido generado por IA puede ser incorrecto."/>
+            <wp:cNvGraphicFramePr>
+              <a:graphicFrameLocks xmlns:a="http://schemas.openxmlformats.org/drawingml/2006/main" noChangeAspect="1"/>
+            </wp:cNvGraphicFramePr>
+            <a:graphic xmlns:a="http://schemas.openxmlformats.org/drawingml/2006/main">
+              <a:graphicData uri="http://schemas.openxmlformats.org/drawingml/2006/picture">
+                <pic:pic xmlns:pic="http://schemas.openxmlformats.org/drawingml/2006/picture">
+                  <pic:nvPicPr>
+                    <pic:cNvPr id="2121360014" name="Imagen 1" descr="Texto&#10;&#10;El contenido generado por IA puede ser incorrecto."/>
+                    <pic:cNvPicPr/>
+                  </pic:nvPicPr>
+                  <pic:blipFill>
+                    <a:blip r:embed="rId5"/>
+                    <a:stretch>
+                      <a:fillRect/>
+                    </a:stretch>
+                  </pic:blipFill>
+                  <pic:spPr>
+                    <a:xfrm>
+                      <a:off x="0" y="0"/>
+                      <a:ext cx="6233160" cy="3146425"/>
+                    </a:xfrm>
+                    <a:prstGeom prst="rect">
+                      <a:avLst/>
+                    </a:prstGeom>
+                  </pic:spPr>
+                </pic:pic>
+              </a:graphicData>
+            </a:graphic>
+          </wp:inline>
+        </w:drawing>
+      </w:r>
+    </w:p>
+    <w:p>
+      <w:pPr>
+        <w:rPr>
+          <w:rFonts w:ascii="Times New Roman" w:hAnsi="Times New Roman" w:cs="Times New Roman"/>
+          <w:lang w:val="es-MX"/>
+        </w:rPr>
+      </w:pPr>
+      <w:r>
+        <w:rPr>
+          <w:rFonts w:ascii="Times New Roman" w:hAnsi="Times New Roman" w:cs="Times New Roman"/>
+        </w:rPr>
+        <w:lastRenderedPageBreak/>
+        <w:t>I</w:t>
+      </w:r>
+      <w:r>
+        <w:rPr>
+          <w:rFonts w:ascii="Times New Roman" w:hAnsi="Times New Roman" w:cs="Times New Roman"/>
+        </w:rPr>
+        <w:t>nstal</w:t>
+      </w:r>
+      <w:r>
+        <w:rPr>
+          <w:rFonts w:ascii="Times New Roman" w:hAnsi="Times New Roman" w:cs="Times New Roman"/>
+        </w:rPr>
+        <w:t>ación del</w:t>
+      </w:r>
+      <w:r>
+        <w:rPr>
+          <w:rFonts w:ascii="Times New Roman" w:hAnsi="Times New Roman" w:cs="Times New Roman"/>
+        </w:rPr>
+        <w:t> </w:t>
+      </w:r>
+      <w:proofErr w:type="spellStart"/>
+      <w:r>
+        <w:rPr>
+          <w:rFonts w:ascii="Times New Roman" w:hAnsi="Times New Roman" w:cs="Times New Roman"/>
+          <w:i/>
+          <w:iCs/>
+        </w:rPr>
+        <w:t>Verilog</w:t>
+      </w:r>
+      <w:proofErr w:type="spellEnd"/>
+      <w:r>
+        <w:rPr>
+          <w:rFonts w:ascii="Times New Roman" w:hAnsi="Times New Roman" w:cs="Times New Roman"/>
+          <w:i/>
+          <w:iCs/>
+        </w:rPr>
+        <w:t>-HDL/</w:t>
+      </w:r>
+      <w:proofErr w:type="spellStart"/>
+      <w:r>
+        <w:rPr>
+          <w:rFonts w:ascii="Times New Roman" w:hAnsi="Times New Roman" w:cs="Times New Roman"/>
+          <w:i/>
+          <w:iCs/>
+        </w:rPr>
+        <w:t>SystemVerilog</w:t>
+      </w:r>
+      <w:proofErr w:type="spellEnd"/>
+      <w:r>
+        <w:rPr>
+          <w:rFonts w:ascii="Times New Roman" w:hAnsi="Times New Roman" w:cs="Times New Roman"/>
+          <w:i/>
+          <w:iCs/>
+        </w:rPr>
+        <w:t xml:space="preserve"> :</w:t>
+      </w:r>
+    </w:p>
+    <w:p>
+      <w:pPr>
+        <w:jc w:val="center"/>
+        <w:rPr>
+          <w:rFonts w:ascii="Times New Roman" w:hAnsi="Times New Roman" w:cs="Times New Roman"/>
+          <w:lang w:val="es-MX"/>
+        </w:rPr>
+      </w:pPr>
+      <w:r>
+        <w:rPr>
+          <w:rFonts w:ascii="Times New Roman" w:hAnsi="Times New Roman" w:cs="Times New Roman"/>
+          <w:lang w:val="es-MX"/>
+        </w:rPr>
+        <w:drawing>
+          <wp:inline distT="0" distB="0" distL="0" distR="0" wp14:anchorId="0D97B007" wp14:editId="11214B76">
+            <wp:extent cx="4739640" cy="2633670"/>
+            <wp:effectExtent l="0" t="0" r="3810" b="0"/>
+            <wp:docPr id="532040200" name="Imagen 1" descr="Captura de pantalla de un celular&#10;&#10;El contenido generado por IA puede ser incorrecto."/>
+            <wp:cNvGraphicFramePr>
+              <a:graphicFrameLocks xmlns:a="http://schemas.openxmlformats.org/drawingml/2006/main" noChangeAspect="1"/>
+            </wp:cNvGraphicFramePr>
+            <a:graphic xmlns:a="http://schemas.openxmlformats.org/drawingml/2006/main">
+              <a:graphicData uri="http://schemas.openxmlformats.org/drawingml/2006/picture">
+                <pic:pic xmlns:pic="http://schemas.openxmlformats.org/drawingml/2006/picture">
+                  <pic:nvPicPr>
+                    <pic:cNvPr id="532040200" name="Imagen 1" descr="Captura de pantalla de un celular&#10;&#10;El contenido generado por IA puede ser incorrecto."/>
+                    <pic:cNvPicPr/>
+                  </pic:nvPicPr>
+                  <pic:blipFill>
+                    <a:blip r:embed="rId6"/>
+                    <a:stretch>
+                      <a:fillRect/>
+                    </a:stretch>
+                  </pic:blipFill>
+                  <pic:spPr>
+                    <a:xfrm>
+                      <a:off x="0" y="0"/>
+                      <a:ext cx="4742955" cy="2635512"/>
+                    </a:xfrm>
+                    <a:prstGeom prst="rect">
+                      <a:avLst/>
+                    </a:prstGeom>
+                  </pic:spPr>
+                </pic:pic>
+              </a:graphicData>
+            </a:graphic>
+          </wp:inline>
+        </w:drawing>
+      </w:r>
+    </w:p>
+    <w:p>
+      <w:pPr>
+        <w:rPr>
+          <w:rFonts w:ascii="Times New Roman" w:hAnsi="Times New Roman" w:cs="Times New Roman"/>
+          <w:lang w:val="es-MX"/>
+        </w:rPr>
+      </w:pPr>
+    </w:p>
+    <w:p>
+      <w:pPr>
+        <w:rPr>
+          <w:rFonts w:ascii="Times New Roman" w:hAnsi="Times New Roman" w:cs="Times New Roman"/>
+        </w:rPr>
+      </w:pPr>
+      <w:r>
+        <w:rPr>
+          <w:rFonts w:ascii="Times New Roman" w:hAnsi="Times New Roman" w:cs="Times New Roman"/>
+        </w:rPr>
+        <w:t>Instalación del OSS-</w:t>
+      </w:r>
+      <w:proofErr w:type="spellStart"/>
+      <w:r>
+        <w:rPr>
+          <w:rFonts w:ascii="Times New Roman" w:hAnsi="Times New Roman" w:cs="Times New Roman"/>
+        </w:rPr>
+        <w:t>Cad</w:t>
+      </w:r>
+      <w:proofErr w:type="spellEnd"/>
+      <w:r>
+        <w:rPr>
+          <w:rFonts w:ascii="Times New Roman" w:hAnsi="Times New Roman" w:cs="Times New Roman"/>
+        </w:rPr>
+        <w:t xml:space="preserve">-Suite de </w:t>
+      </w:r>
+      <w:proofErr w:type="spellStart"/>
+      <w:r>
+        <w:rPr>
+          <w:rFonts w:ascii="Times New Roman" w:hAnsi="Times New Roman" w:cs="Times New Roman"/>
+        </w:rPr>
+        <w:t>YosysHQ</w:t>
+      </w:r>
+      <w:proofErr w:type="spellEnd"/>
+      <w:r>
+        <w:rPr>
+          <w:rFonts w:ascii="Times New Roman" w:hAnsi="Times New Roman" w:cs="Times New Roman"/>
+        </w:rPr>
+        <w:t>:</w:t>
+      </w:r>
+    </w:p>
+    <w:p>
+      <w:pPr>
+        <w:jc w:val="center"/>
+        <w:rPr>
+          <w:rFonts w:ascii="Times New Roman" w:hAnsi="Times New Roman" w:cs="Times New Roman"/>
+        </w:rPr>
+      </w:pPr>
+      <w:r>
+        <w:rPr>
+          <w:rFonts w:ascii="Times New Roman" w:hAnsi="Times New Roman" w:cs="Times New Roman"/>
+        </w:rPr>
+        <w:drawing>
+          <wp:inline distT="0" distB="0" distL="0" distR="0" wp14:anchorId="30748975" wp14:editId="433F0D26">
+            <wp:extent cx="4960620" cy="280080"/>
+            <wp:effectExtent l="0" t="0" r="0" b="5715"/>
+            <wp:docPr id="1019327823" name="Imagen 1"/>
+            <wp:cNvGraphicFramePr>
+              <a:graphicFrameLocks xmlns:a="http://schemas.openxmlformats.org/drawingml/2006/main" noChangeAspect="1"/>
+            </wp:cNvGraphicFramePr>
+            <a:graphic xmlns:a="http://schemas.openxmlformats.org/drawingml/2006/main">
+              <a:graphicData uri="http://schemas.openxmlformats.org/drawingml/2006/picture">
+                <pic:pic xmlns:pic="http://schemas.openxmlformats.org/drawingml/2006/picture">
+                  <pic:nvPicPr>
+                    <pic:cNvPr id="1019327823" name=""/>
+                    <pic:cNvPicPr/>
+                  </pic:nvPicPr>
+                  <pic:blipFill>
+                    <a:blip r:embed="rId7"/>
+                    <a:stretch>
+                      <a:fillRect/>
+                    </a:stretch>
+                  </pic:blipFill>
+                  <pic:spPr>
+                    <a:xfrm>
+                      <a:off x="0" y="0"/>
+                      <a:ext cx="5048784" cy="285058"/>
+                    </a:xfrm>
+                    <a:prstGeom prst="rect">
+                      <a:avLst/>
+                    </a:prstGeom>
+                  </pic:spPr>
+                </pic:pic>
+              </a:graphicData>
+            </a:graphic>
+          </wp:inline>
+        </w:drawing>
+      </w:r>
+    </w:p>
+    <w:p>
+      <w:pPr>
+        <w:jc w:val="center"/>
+        <w:rPr>
+          <w:rFonts w:ascii="Times New Roman" w:hAnsi="Times New Roman" w:cs="Times New Roman"/>
+        </w:rPr>
+      </w:pPr>
+      <w:r>
+        <w:rPr>
+          <w:rFonts w:ascii="Times New Roman" w:hAnsi="Times New Roman" w:cs="Times New Roman"/>
+        </w:rPr>
+        <w:drawing>
+          <wp:inline distT="0" distB="0" distL="0" distR="0" wp14:anchorId="169444F1" wp14:editId="116A906B">
+            <wp:extent cx="4975860" cy="213251"/>
+            <wp:effectExtent l="0" t="0" r="0" b="0"/>
+            <wp:docPr id="1353308709" name="Imagen 1"/>
+            <wp:cNvGraphicFramePr>
+              <a:graphicFrameLocks xmlns:a="http://schemas.openxmlformats.org/drawingml/2006/main" noChangeAspect="1"/>
+            </wp:cNvGraphicFramePr>
+            <a:graphic xmlns:a="http://schemas.openxmlformats.org/drawingml/2006/main">
+              <a:graphicData uri="http://schemas.openxmlformats.org/drawingml/2006/picture">
+                <pic:pic xmlns:pic="http://schemas.openxmlformats.org/drawingml/2006/picture">
+                  <pic:nvPicPr>
+                    <pic:cNvPr id="1353308709" name=""/>
+                    <pic:cNvPicPr/>
+                  </pic:nvPicPr>
+                  <pic:blipFill>
+                    <a:blip r:embed="rId8"/>
+                    <a:stretch>
+                      <a:fillRect/>
+                    </a:stretch>
+                  </pic:blipFill>
+                  <pic:spPr>
+                    <a:xfrm>
+                      <a:off x="0" y="0"/>
+                      <a:ext cx="5029917" cy="215568"/>
+                    </a:xfrm>
+                    <a:prstGeom prst="rect">
+                      <a:avLst/>
+                    </a:prstGeom>
+                  </pic:spPr>
+                </pic:pic>
+              </a:graphicData>
+            </a:graphic>
+          </wp:inline>
+        </w:drawing>
+      </w:r>
+    </w:p>
+    <w:p>
+      <w:pPr>
+        <w:rPr>
+          <w:rFonts w:ascii="Times New Roman" w:hAnsi="Times New Roman" w:cs="Times New Roman"/>
+        </w:rPr>
+      </w:pPr>
+    </w:p>
+    <w:p>
+      <w:pPr>
+        <w:rPr>
+          <w:rFonts w:ascii="Times New Roman" w:hAnsi="Times New Roman" w:cs="Times New Roman"/>
+        </w:rPr>
+      </w:pPr>
+      <w:r>
+        <w:rPr>
+          <w:rFonts w:ascii="Times New Roman" w:hAnsi="Times New Roman" w:cs="Times New Roman"/>
+        </w:rPr>
+        <w:t xml:space="preserve">Configuración de la extensión </w:t>
+      </w:r>
+      <w:proofErr w:type="spellStart"/>
+      <w:r>
+        <w:rPr>
+          <w:rFonts w:ascii="Times New Roman" w:hAnsi="Times New Roman" w:cs="Times New Roman"/>
+        </w:rPr>
+        <w:t>Lushay</w:t>
+      </w:r>
+      <w:proofErr w:type="spellEnd"/>
+      <w:r>
+        <w:rPr>
+          <w:rFonts w:ascii="Times New Roman" w:hAnsi="Times New Roman" w:cs="Times New Roman"/>
+        </w:rPr>
+        <w:t xml:space="preserve"> Code</w:t>
+      </w:r>
+      <w:r>
+        <w:rPr>
+          <w:rFonts w:ascii="Times New Roman" w:hAnsi="Times New Roman" w:cs="Times New Roman"/>
+        </w:rPr>
+        <w:t>:</w:t>
+      </w:r>
+    </w:p>
+    <w:p>
+      <w:pPr>
+        <w:rPr>
+          <w:rFonts w:ascii="Times New Roman" w:hAnsi="Times New Roman" w:cs="Times New Roman"/>
+        </w:rPr>
+      </w:pPr>
+    </w:p>
+    <w:p>
+      <w:pPr>
+        <w:jc w:val="center"/>
+        <w:rPr>
+          <w:rFonts w:ascii="Times New Roman" w:hAnsi="Times New Roman" w:cs="Times New Roman"/>
+        </w:rPr>
+      </w:pPr>
+      <w:r>
+        <w:rPr>
+          <w:rFonts w:ascii="Times New Roman" w:hAnsi="Times New Roman" w:cs="Times New Roman"/>
+        </w:rPr>
+        <w:drawing>
+          <wp:inline distT="0" distB="0" distL="0" distR="0" wp14:anchorId="67843A1F" wp14:editId="46E4B633">
+            <wp:extent cx="4549140" cy="629509"/>
+            <wp:effectExtent l="0" t="0" r="3810" b="0"/>
+            <wp:docPr id="1060192723" name="Imagen 1" descr="Interfaz de usuario gráfica&#10;&#10;El contenido generado por IA puede ser incorrecto."/>
+            <wp:cNvGraphicFramePr>
+              <a:graphicFrameLocks xmlns:a="http://schemas.openxmlformats.org/drawingml/2006/main" noChangeAspect="1"/>
+            </wp:cNvGraphicFramePr>
+            <a:graphic xmlns:a="http://schemas.openxmlformats.org/drawingml/2006/main">
+              <a:graphicData uri="http://schemas.openxmlformats.org/drawingml/2006/picture">
+                <pic:pic xmlns:pic="http://schemas.openxmlformats.org/drawingml/2006/picture">
+                  <pic:nvPicPr>
+                    <pic:cNvPr id="1060192723" name="Imagen 1" descr="Interfaz de usuario gráfica&#10;&#10;El contenido generado por IA puede ser incorrecto."/>
+                    <pic:cNvPicPr/>
+                  </pic:nvPicPr>
+                  <pic:blipFill>
+                    <a:blip r:embed="rId9"/>
+                    <a:stretch>
+                      <a:fillRect/>
+                    </a:stretch>
+                  </pic:blipFill>
+                  <pic:spPr>
+                    <a:xfrm>
+                      <a:off x="0" y="0"/>
+                      <a:ext cx="4597358" cy="636181"/>
+                    </a:xfrm>
+                    <a:prstGeom prst="rect">
+                      <a:avLst/>
+                    </a:prstGeom>
+                  </pic:spPr>
+                </pic:pic>
+              </a:graphicData>
+            </a:graphic>
+          </wp:inline>
+        </w:drawing>
+      </w:r>
+    </w:p>
+    <w:p>
+      <w:pPr>
+        <w:rPr>
+          <w:rFonts w:ascii="Times New Roman" w:hAnsi="Times New Roman" w:cs="Times New Roman"/>
+        </w:rPr>
+      </w:pPr>
+    </w:p>
+    <w:p>
+      <w:pPr>
+        <w:rPr>
+          <w:rFonts w:ascii="Times New Roman" w:hAnsi="Times New Roman" w:cs="Times New Roman"/>
+          <w:b/>
+          <w:bCs/>
+        </w:rPr>
+      </w:pPr>
+      <w:r>
+        <w:rPr>
+          <w:rFonts w:ascii="Times New Roman" w:hAnsi="Times New Roman" w:cs="Times New Roman"/>
+          <w:b/>
+          <w:bCs/>
+        </w:rPr>
+        <w:t>Configuración del Driver USB de Windows</w:t>
+      </w:r>
+    </w:p>
+    <w:p>
+      <w:pPr>
+        <w:jc w:val="center"/>
+        <w:rPr>
+          <w:rFonts w:ascii="Times New Roman" w:hAnsi="Times New Roman" w:cs="Times New Roman"/>
+        </w:rPr>
+      </w:pPr>
+      <w:r>
+        <w:rPr>
+          <w:rFonts w:ascii="Times New Roman" w:hAnsi="Times New Roman" w:cs="Times New Roman"/>
+        </w:rPr>
+        <w:drawing>
+          <wp:inline distT="0" distB="0" distL="0" distR="0" wp14:anchorId="1D41CC12" wp14:editId="220CCF6B">
+            <wp:extent cx="3756660" cy="1672558"/>
+            <wp:effectExtent l="0" t="0" r="0" b="4445"/>
+            <wp:docPr id="2001866074" name="Imagen 1" descr="Interfaz de usuario gráfica, Texto, Aplicación&#10;&#10;El contenido generado por IA puede ser incorrecto."/>
+            <wp:cNvGraphicFramePr>
+              <a:graphicFrameLocks xmlns:a="http://schemas.openxmlformats.org/drawingml/2006/main" noChangeAspect="1"/>
+            </wp:cNvGraphicFramePr>
+            <a:graphic xmlns:a="http://schemas.openxmlformats.org/drawingml/2006/main">
+              <a:graphicData uri="http://schemas.openxmlformats.org/drawingml/2006/picture">
+                <pic:pic xmlns:pic="http://schemas.openxmlformats.org/drawingml/2006/picture">
+                  <pic:nvPicPr>
+                    <pic:cNvPr id="2001866074" name="Imagen 1" descr="Interfaz de usuario gráfica, Texto, Aplicación&#10;&#10;El contenido generado por IA puede ser incorrecto."/>
+                    <pic:cNvPicPr/>
+                  </pic:nvPicPr>
+                  <pic:blipFill>
+                    <a:blip r:embed="rId10"/>
+                    <a:stretch>
+                      <a:fillRect/>
+                    </a:stretch>
+                  </pic:blipFill>
+                  <pic:spPr>
+                    <a:xfrm>
+                      <a:off x="0" y="0"/>
+                      <a:ext cx="3767836" cy="1677534"/>
+                    </a:xfrm>
+                    <a:prstGeom prst="rect">
+                      <a:avLst/>
+                    </a:prstGeom>
+                  </pic:spPr>
+                </pic:pic>
+              </a:graphicData>
+            </a:graphic>
+          </wp:inline>
+        </w:drawing>
+      </w:r>
+    </w:p>
+    <w:p>
+      <w:pPr>
+        <w:jc w:val="both"/>
+        <w:rPr>
+          <w:rFonts w:ascii="Times New Roman" w:hAnsi="Times New Roman" w:cs="Times New Roman"/>
+          <w:b/>
+          <w:bCs/>
+        </w:rPr>
+      </w:pPr>
+      <w:r>
+        <w:rPr>
+          <w:rFonts w:ascii="Times New Roman" w:hAnsi="Times New Roman" w:cs="Times New Roman"/>
+          <w:b/>
+          <w:bCs/>
+        </w:rPr>
+        <w:lastRenderedPageBreak/>
+        <w:t>Instalación de GNU-</w:t>
+      </w:r>
+      <w:proofErr w:type="spellStart"/>
+      <w:r>
+        <w:rPr>
+          <w:rFonts w:ascii="Times New Roman" w:hAnsi="Times New Roman" w:cs="Times New Roman"/>
+          <w:b/>
+          <w:bCs/>
+        </w:rPr>
+        <w:t>Make</w:t>
+      </w:r>
+      <w:proofErr w:type="spellEnd"/>
+      <w:r>
+        <w:rPr>
+          <w:rFonts w:ascii="Times New Roman" w:hAnsi="Times New Roman" w:cs="Times New Roman"/>
+          <w:b/>
+          <w:bCs/>
+        </w:rPr>
+        <w:t>:</w:t>
+      </w:r>
+    </w:p>
+    <w:p>
+      <w:pPr>
+        <w:jc w:val="center"/>
+        <w:rPr>
+          <w:rFonts w:ascii="Times New Roman" w:hAnsi="Times New Roman" w:cs="Times New Roman"/>
+          <w:b/>
+          <w:bCs/>
+        </w:rPr>
+      </w:pPr>
+      <w:r>
+        <w:rPr>
+          <w:rFonts w:ascii="Times New Roman" w:hAnsi="Times New Roman" w:cs="Times New Roman"/>
+          <w:b/>
+          <w:bCs/>
+        </w:rPr>
+        <w:drawing>
+          <wp:inline distT="0" distB="0" distL="0" distR="0" wp14:anchorId="562E978E" wp14:editId="32DFDFED">
+            <wp:extent cx="5280660" cy="880707"/>
+            <wp:effectExtent l="0" t="0" r="0" b="0"/>
+            <wp:docPr id="997656566" name="Imagen 1" descr="Interfaz de usuario gráfica, Texto, Aplicación&#10;&#10;El contenido generado por IA puede ser incorrecto."/>
+            <wp:cNvGraphicFramePr>
+              <a:graphicFrameLocks xmlns:a="http://schemas.openxmlformats.org/drawingml/2006/main" noChangeAspect="1"/>
+            </wp:cNvGraphicFramePr>
+            <a:graphic xmlns:a="http://schemas.openxmlformats.org/drawingml/2006/main">
+              <a:graphicData uri="http://schemas.openxmlformats.org/drawingml/2006/picture">
+                <pic:pic xmlns:pic="http://schemas.openxmlformats.org/drawingml/2006/picture">
+                  <pic:nvPicPr>
+                    <pic:cNvPr id="997656566" name="Imagen 1" descr="Interfaz de usuario gráfica, Texto, Aplicación&#10;&#10;El contenido generado por IA puede ser incorrecto."/>
+                    <pic:cNvPicPr/>
+                  </pic:nvPicPr>
+                  <pic:blipFill>
+                    <a:blip r:embed="rId11"/>
+                    <a:stretch>
+                      <a:fillRect/>
+                    </a:stretch>
+                  </pic:blipFill>
+                  <pic:spPr>
+                    <a:xfrm>
+                      <a:off x="0" y="0"/>
+                      <a:ext cx="5291418" cy="882501"/>
+                    </a:xfrm>
+                    <a:prstGeom prst="rect">
+                      <a:avLst/>
+                    </a:prstGeom>
+                  </pic:spPr>
+                </pic:pic>
+              </a:graphicData>
+            </a:graphic>
+          </wp:inline>
+        </w:drawing>
+      </w:r>
+    </w:p>
+    <w:p>
+      <w:pPr>
+        <w:jc w:val="both"/>
+        <w:rPr>
+          <w:rFonts w:ascii="Times New Roman" w:hAnsi="Times New Roman" w:cs="Times New Roman"/>
+          <w:b/>
+          <w:bCs/>
+        </w:rPr>
+      </w:pPr>
+    </w:p>
+    <w:p>
+      <w:pPr>
+        <w:jc w:val="center"/>
+        <w:rPr>
+          <w:rFonts w:ascii="Times New Roman" w:hAnsi="Times New Roman" w:cs="Times New Roman"/>
+          <w:b/>
+          <w:bCs/>
+        </w:rPr>
+      </w:pPr>
+      <w:r>
+        <w:rPr>
+          <w:rFonts w:ascii="Times New Roman" w:hAnsi="Times New Roman" w:cs="Times New Roman"/>
+          <w:b/>
+          <w:bCs/>
+        </w:rPr>
+        <w:drawing>
+          <wp:inline distT="0" distB="0" distL="0" distR="0" wp14:anchorId="0434D5AF" wp14:editId="61191A61">
+            <wp:extent cx="5326380" cy="3386392"/>
+            <wp:effectExtent l="0" t="0" r="7620" b="5080"/>
+            <wp:docPr id="411681286" name="Imagen 1" descr="Interfaz de usuario gráfica, Texto, Aplicación&#10;&#10;El contenido generado por IA puede ser incorrecto."/>
+            <wp:cNvGraphicFramePr>
+              <a:graphicFrameLocks xmlns:a="http://schemas.openxmlformats.org/drawingml/2006/main" noChangeAspect="1"/>
+            </wp:cNvGraphicFramePr>
+            <a:graphic xmlns:a="http://schemas.openxmlformats.org/drawingml/2006/main">
+              <a:graphicData uri="http://schemas.openxmlformats.org/drawingml/2006/picture">
+                <pic:pic xmlns:pic="http://schemas.openxmlformats.org/drawingml/2006/picture">
+                  <pic:nvPicPr>
+                    <pic:cNvPr id="411681286" name="Imagen 1" descr="Interfaz de usuario gráfica, Texto, Aplicación&#10;&#10;El contenido generado por IA puede ser incorrecto."/>
+                    <pic:cNvPicPr/>
+                  </pic:nvPicPr>
+                  <pic:blipFill>
+                    <a:blip r:embed="rId12"/>
+                    <a:stretch>
+                      <a:fillRect/>
+                    </a:stretch>
+                  </pic:blipFill>
+                  <pic:spPr>
+                    <a:xfrm>
+                      <a:off x="0" y="0"/>
+                      <a:ext cx="5328612" cy="3387811"/>
+                    </a:xfrm>
+                    <a:prstGeom prst="rect">
+                      <a:avLst/>
+                    </a:prstGeom>
+                  </pic:spPr>
+                </pic:pic>
+              </a:graphicData>
+            </a:graphic>
+          </wp:inline>
+        </w:drawing>
+      </w:r>
+    </w:p>
+    <w:p>
+      <w:pPr>
+        <w:jc w:val="center"/>
+        <w:rPr>
+          <w:rFonts w:ascii="Times New Roman" w:hAnsi="Times New Roman" w:cs="Times New Roman"/>
+          <w:b/>
+          <w:bCs/>
+        </w:rPr>
+      </w:pPr>
+    </w:p>
+    <w:p>
+      <w:pPr>
+        <w:jc w:val="both"/>
+        <w:rPr>
+          <w:rFonts w:ascii="Times New Roman" w:hAnsi="Times New Roman" w:cs="Times New Roman"/>
+          <w:b/>
+          <w:bCs/>
+        </w:rPr>
+      </w:pPr>
+    </w:p>
+    <w:p>
+      <w:pPr>
+        <w:jc w:val="both"/>
+        <w:rPr>
+          <w:rFonts w:ascii="Times New Roman" w:hAnsi="Times New Roman" w:cs="Times New Roman"/>
         </w:rPr>
       </w:pPr>
     </w:p>
@@ -486,7 +1255,6 @@
     <w:next w:val="Normal"/>
     <w:link w:val="Ttulo2Car"/>
     <w:uiPriority w:val="9"/>
-    <w:semiHidden/>
     <w:unhideWhenUsed/>
     <w:qFormat/>
     <w:rsid w:val="00290AFC"/>
@@ -661,7 +1429,6 @@
   <w:style w:type="character" w:default="1" w:styleId="Fuentedeprrafopredeter">
     <w:name w:val="Default Paragraph Font"/>
     <w:uiPriority w:val="1"/>
-    <w:semiHidden/>
     <w:unhideWhenUsed/>
   </w:style>
   <w:style w:type="table" w:default="1" w:styleId="Tablanormal">
@@ -703,7 +1470,6 @@
     <w:basedOn w:val="Fuentedeprrafopredeter"/>
     <w:link w:val="Ttulo2"/>
     <w:uiPriority w:val="9"/>
-    <w:semiHidden/>
     <w:rsid w:val="00290AFC"/>
     <w:rPr>
       <w:rFonts w:asciiTheme="majorHAnsi" w:eastAsiaTheme="majorEastAsia" w:hAnsiTheme="majorHAnsi" w:cstheme="majorBidi"/>

--- a/Avances pruebas del tutorial.docx
+++ b/Avances pruebas del tutorial.docx
@@ -796,6 +796,204 @@
           <w:rFonts w:ascii="Times New Roman" w:hAnsi="Times New Roman" w:cs="Times New Roman"/>
           <w:b/>
           <w:bCs/>
+        </w:rPr>
+      </w:pPr>
+    </w:p>
+    <w:p>
+      <w:pPr>
+        <w:jc w:val="both"/>
+        <w:rPr>
+          <w:rFonts w:ascii="Times New Roman" w:hAnsi="Times New Roman" w:cs="Times New Roman"/>
+          <w:b/>
+          <w:bCs/>
+        </w:rPr>
+      </w:pPr>
+      <w:r>
+        <w:rPr>
+          <w:rFonts w:ascii="Times New Roman" w:hAnsi="Times New Roman" w:cs="Times New Roman"/>
+          <w:b/>
+          <w:bCs/>
+        </w:rPr>
+        <w:t xml:space="preserve">Sección </w:t>
+      </w:r>
+      <w:r>
+        <w:rPr>
+          <w:rFonts w:ascii="Times New Roman" w:hAnsi="Times New Roman" w:cs="Times New Roman"/>
+          <w:b/>
+          <w:bCs/>
+        </w:rPr>
+        <w:t xml:space="preserve">2. Uso del </w:t>
+      </w:r>
+      <w:proofErr w:type="spellStart"/>
+      <w:r>
+        <w:rPr>
+          <w:rFonts w:ascii="Times New Roman" w:hAnsi="Times New Roman" w:cs="Times New Roman"/>
+          <w:b/>
+          <w:bCs/>
+        </w:rPr>
+        <w:t>toolchain</w:t>
+      </w:r>
+      <w:proofErr w:type="spellEnd"/>
+      <w:r>
+        <w:rPr>
+          <w:rFonts w:ascii="Times New Roman" w:hAnsi="Times New Roman" w:cs="Times New Roman"/>
+          <w:b/>
+          <w:bCs/>
+        </w:rPr>
+        <w:t xml:space="preserve"> para diseño en FPGA</w:t>
+      </w:r>
+    </w:p>
+    <w:p>
+      <w:pPr>
+        <w:jc w:val="both"/>
+        <w:rPr>
+          <w:rFonts w:ascii="Times New Roman" w:hAnsi="Times New Roman" w:cs="Times New Roman"/>
+        </w:rPr>
+      </w:pPr>
+      <w:r>
+        <w:rPr>
+          <w:rFonts w:ascii="Times New Roman" w:hAnsi="Times New Roman" w:cs="Times New Roman"/>
+        </w:rPr>
+        <w:t>Clonación y ubicación del repositorio</w:t>
+      </w:r>
+    </w:p>
+    <w:p>
+      <w:pPr>
+        <w:jc w:val="center"/>
+        <w:rPr>
+          <w:rFonts w:ascii="Times New Roman" w:hAnsi="Times New Roman" w:cs="Times New Roman"/>
+        </w:rPr>
+      </w:pPr>
+      <w:r>
+        <w:rPr>
+          <w:rFonts w:ascii="Times New Roman" w:hAnsi="Times New Roman" w:cs="Times New Roman"/>
+        </w:rPr>
+        <w:t xml:space="preserve">        </w:t>
+      </w:r>
+      <w:r>
+        <w:rPr>
+          <w:rFonts w:ascii="Times New Roman" w:hAnsi="Times New Roman" w:cs="Times New Roman"/>
+        </w:rPr>
+        <w:drawing>
+          <wp:inline distT="0" distB="0" distL="0" distR="0" wp14:anchorId="6C70678D" wp14:editId="2F4187C8">
+            <wp:extent cx="899238" cy="723963"/>
+            <wp:effectExtent l="0" t="0" r="0" b="0"/>
+            <wp:docPr id="1895793557" name="Imagen 1"/>
+            <wp:cNvGraphicFramePr>
+              <a:graphicFrameLocks xmlns:a="http://schemas.openxmlformats.org/drawingml/2006/main" noChangeAspect="1"/>
+            </wp:cNvGraphicFramePr>
+            <a:graphic xmlns:a="http://schemas.openxmlformats.org/drawingml/2006/main">
+              <a:graphicData uri="http://schemas.openxmlformats.org/drawingml/2006/picture">
+                <pic:pic xmlns:pic="http://schemas.openxmlformats.org/drawingml/2006/picture">
+                  <pic:nvPicPr>
+                    <pic:cNvPr id="1895793557" name=""/>
+                    <pic:cNvPicPr/>
+                  </pic:nvPicPr>
+                  <pic:blipFill>
+                    <a:blip r:embed="rId13"/>
+                    <a:stretch>
+                      <a:fillRect/>
+                    </a:stretch>
+                  </pic:blipFill>
+                  <pic:spPr>
+                    <a:xfrm>
+                      <a:off x="0" y="0"/>
+                      <a:ext cx="899238" cy="723963"/>
+                    </a:xfrm>
+                    <a:prstGeom prst="rect">
+                      <a:avLst/>
+                    </a:prstGeom>
+                  </pic:spPr>
+                </pic:pic>
+              </a:graphicData>
+            </a:graphic>
+          </wp:inline>
+        </w:drawing>
+      </w:r>
+      <w:r>
+        <w:rPr>
+          <w:rFonts w:ascii="Times New Roman" w:hAnsi="Times New Roman" w:cs="Times New Roman"/>
+        </w:rPr>
+        <w:t xml:space="preserve">                              </w:t>
+      </w:r>
+      <w:r>
+        <w:rPr>
+          <w:rFonts w:ascii="Times New Roman" w:hAnsi="Times New Roman" w:cs="Times New Roman"/>
+        </w:rPr>
+        <w:drawing>
+          <wp:inline distT="0" distB="0" distL="0" distR="0" wp14:anchorId="1548CE91" wp14:editId="15280268">
+            <wp:extent cx="2720340" cy="1147172"/>
+            <wp:effectExtent l="0" t="0" r="3810" b="0"/>
+            <wp:docPr id="1550398667" name="Imagen 1" descr="Interfaz de usuario gráfica, Texto, Aplicación, Correo electrónico&#10;&#10;El contenido generado por IA puede ser incorrecto."/>
+            <wp:cNvGraphicFramePr>
+              <a:graphicFrameLocks xmlns:a="http://schemas.openxmlformats.org/drawingml/2006/main" noChangeAspect="1"/>
+            </wp:cNvGraphicFramePr>
+            <a:graphic xmlns:a="http://schemas.openxmlformats.org/drawingml/2006/main">
+              <a:graphicData uri="http://schemas.openxmlformats.org/drawingml/2006/picture">
+                <pic:pic xmlns:pic="http://schemas.openxmlformats.org/drawingml/2006/picture">
+                  <pic:nvPicPr>
+                    <pic:cNvPr id="1550398667" name="Imagen 1" descr="Interfaz de usuario gráfica, Texto, Aplicación, Correo electrónico&#10;&#10;El contenido generado por IA puede ser incorrecto."/>
+                    <pic:cNvPicPr/>
+                  </pic:nvPicPr>
+                  <pic:blipFill>
+                    <a:blip r:embed="rId14"/>
+                    <a:stretch>
+                      <a:fillRect/>
+                    </a:stretch>
+                  </pic:blipFill>
+                  <pic:spPr>
+                    <a:xfrm>
+                      <a:off x="0" y="0"/>
+                      <a:ext cx="2723456" cy="1148486"/>
+                    </a:xfrm>
+                    <a:prstGeom prst="rect">
+                      <a:avLst/>
+                    </a:prstGeom>
+                  </pic:spPr>
+                </pic:pic>
+              </a:graphicData>
+            </a:graphic>
+          </wp:inline>
+        </w:drawing>
+      </w:r>
+    </w:p>
+    <w:p>
+      <w:pPr>
+        <w:jc w:val="center"/>
+        <w:rPr>
+          <w:rFonts w:ascii="Times New Roman" w:hAnsi="Times New Roman" w:cs="Times New Roman"/>
+        </w:rPr>
+      </w:pPr>
+    </w:p>
+    <w:p>
+      <w:pPr>
+        <w:jc w:val="center"/>
+        <w:rPr>
+          <w:rFonts w:ascii="Times New Roman" w:hAnsi="Times New Roman" w:cs="Times New Roman"/>
+        </w:rPr>
+      </w:pPr>
+    </w:p>
+    <w:p>
+      <w:pPr>
+        <w:jc w:val="center"/>
+        <w:rPr>
+          <w:rFonts w:ascii="Times New Roman" w:hAnsi="Times New Roman" w:cs="Times New Roman"/>
+        </w:rPr>
+      </w:pPr>
+    </w:p>
+    <w:p>
+      <w:pPr>
+        <w:jc w:val="center"/>
+        <w:rPr>
+          <w:rFonts w:ascii="Times New Roman" w:hAnsi="Times New Roman" w:cs="Times New Roman"/>
+        </w:rPr>
+      </w:pPr>
+    </w:p>
+    <w:p>
+      <w:pPr>
+        <w:jc w:val="center"/>
+        <w:rPr>
+          <w:rFonts w:ascii="Times New Roman" w:hAnsi="Times New Roman" w:cs="Times New Roman"/>
         </w:rPr>
       </w:pPr>
     </w:p>

--- a/Avances pruebas del tutorial.docx
+++ b/Avances pruebas del tutorial.docx
@@ -856,6 +856,12 @@
         </w:rPr>
         <w:t>Clonación y ubicación del repositorio</w:t>
       </w:r>
+      <w:r>
+        <w:rPr>
+          <w:rFonts w:ascii="Times New Roman" w:hAnsi="Times New Roman" w:cs="Times New Roman"/>
+        </w:rPr>
+        <w:t>:</w:t>
+      </w:r>
     </w:p>
     <w:p>
       <w:pPr>
@@ -868,17 +874,11 @@
         <w:rPr>
           <w:rFonts w:ascii="Times New Roman" w:hAnsi="Times New Roman" w:cs="Times New Roman"/>
         </w:rPr>
-        <w:t xml:space="preserve">        </w:t>
-      </w:r>
-      <w:r>
-        <w:rPr>
-          <w:rFonts w:ascii="Times New Roman" w:hAnsi="Times New Roman" w:cs="Times New Roman"/>
-        </w:rPr>
         <w:drawing>
-          <wp:inline distT="0" distB="0" distL="0" distR="0" wp14:anchorId="6C70678D" wp14:editId="2F4187C8">
-            <wp:extent cx="899238" cy="723963"/>
-            <wp:effectExtent l="0" t="0" r="0" b="0"/>
-            <wp:docPr id="1895793557" name="Imagen 1"/>
+          <wp:inline distT="0" distB="0" distL="0" distR="0" wp14:anchorId="50C11625" wp14:editId="397FDF38">
+            <wp:extent cx="1417320" cy="685233"/>
+            <wp:effectExtent l="0" t="0" r="0" b="635"/>
+            <wp:docPr id="262481513" name="Imagen 1" descr="Interfaz de usuario gráfica, Aplicación&#10;&#10;El contenido generado por IA puede ser incorrecto."/>
             <wp:cNvGraphicFramePr>
               <a:graphicFrameLocks xmlns:a="http://schemas.openxmlformats.org/drawingml/2006/main" noChangeAspect="1"/>
             </wp:cNvGraphicFramePr>
@@ -886,7 +886,7 @@
               <a:graphicData uri="http://schemas.openxmlformats.org/drawingml/2006/picture">
                 <pic:pic xmlns:pic="http://schemas.openxmlformats.org/drawingml/2006/picture">
                   <pic:nvPicPr>
-                    <pic:cNvPr id="1895793557" name=""/>
+                    <pic:cNvPr id="262481513" name="Imagen 1" descr="Interfaz de usuario gráfica, Aplicación&#10;&#10;El contenido generado por IA puede ser incorrecto."/>
                     <pic:cNvPicPr/>
                   </pic:nvPicPr>
                   <pic:blipFill>
@@ -898,7 +898,7 @@
                   <pic:spPr>
                     <a:xfrm>
                       <a:off x="0" y="0"/>
-                      <a:ext cx="899238" cy="723963"/>
+                      <a:ext cx="1426637" cy="689737"/>
                     </a:xfrm>
                     <a:prstGeom prst="rect">
                       <a:avLst/>
@@ -914,17 +914,25 @@
         <w:rPr>
           <w:rFonts w:ascii="Times New Roman" w:hAnsi="Times New Roman" w:cs="Times New Roman"/>
         </w:rPr>
-        <w:t xml:space="preserve">                              </w:t>
-      </w:r>
+        <w:t xml:space="preserve"> </w:t>
+      </w:r>
+    </w:p>
+    <w:p>
+      <w:pPr>
+        <w:jc w:val="center"/>
+        <w:rPr>
+          <w:rFonts w:ascii="Times New Roman" w:hAnsi="Times New Roman" w:cs="Times New Roman"/>
+        </w:rPr>
+      </w:pPr>
       <w:r>
         <w:rPr>
           <w:rFonts w:ascii="Times New Roman" w:hAnsi="Times New Roman" w:cs="Times New Roman"/>
         </w:rPr>
         <w:drawing>
-          <wp:inline distT="0" distB="0" distL="0" distR="0" wp14:anchorId="1548CE91" wp14:editId="15280268">
-            <wp:extent cx="2720340" cy="1147172"/>
+          <wp:inline distT="0" distB="0" distL="0" distR="0" wp14:anchorId="35A637D3" wp14:editId="725064A9">
+            <wp:extent cx="5349704" cy="632515"/>
             <wp:effectExtent l="0" t="0" r="3810" b="0"/>
-            <wp:docPr id="1550398667" name="Imagen 1" descr="Interfaz de usuario gráfica, Texto, Aplicación, Correo electrónico&#10;&#10;El contenido generado por IA puede ser incorrecto."/>
+            <wp:docPr id="884379862" name="Imagen 1" descr="Imagen que contiene Texto&#10;&#10;El contenido generado por IA puede ser incorrecto."/>
             <wp:cNvGraphicFramePr>
               <a:graphicFrameLocks xmlns:a="http://schemas.openxmlformats.org/drawingml/2006/main" noChangeAspect="1"/>
             </wp:cNvGraphicFramePr>
@@ -932,7 +940,7 @@
               <a:graphicData uri="http://schemas.openxmlformats.org/drawingml/2006/picture">
                 <pic:pic xmlns:pic="http://schemas.openxmlformats.org/drawingml/2006/picture">
                   <pic:nvPicPr>
-                    <pic:cNvPr id="1550398667" name="Imagen 1" descr="Interfaz de usuario gráfica, Texto, Aplicación, Correo electrónico&#10;&#10;El contenido generado por IA puede ser incorrecto."/>
+                    <pic:cNvPr id="884379862" name="Imagen 1" descr="Imagen que contiene Texto&#10;&#10;El contenido generado por IA puede ser incorrecto."/>
                     <pic:cNvPicPr/>
                   </pic:nvPicPr>
                   <pic:blipFill>
@@ -944,7 +952,7 @@
                   <pic:spPr>
                     <a:xfrm>
                       <a:off x="0" y="0"/>
-                      <a:ext cx="2723456" cy="1148486"/>
+                      <a:ext cx="5349704" cy="632515"/>
                     </a:xfrm>
                     <a:prstGeom prst="rect">
                       <a:avLst/>
@@ -956,6 +964,12 @@
           </wp:inline>
         </w:drawing>
       </w:r>
+      <w:r>
+        <w:rPr>
+          <w:rFonts w:ascii="Times New Roman" w:hAnsi="Times New Roman" w:cs="Times New Roman"/>
+        </w:rPr>
+        <w:t xml:space="preserve">                                      </w:t>
+      </w:r>
     </w:p>
     <w:p>
       <w:pPr>
@@ -991,7 +1005,903 @@
     </w:p>
     <w:p>
       <w:pPr>
+        <w:jc w:val="both"/>
+        <w:rPr>
+          <w:rFonts w:ascii="Times New Roman" w:hAnsi="Times New Roman" w:cs="Times New Roman"/>
+        </w:rPr>
+      </w:pPr>
+      <w:r>
+        <w:rPr>
+          <w:rFonts w:ascii="Times New Roman" w:hAnsi="Times New Roman" w:cs="Times New Roman"/>
+        </w:rPr>
+        <w:t xml:space="preserve">Inicializar la terminal del </w:t>
+      </w:r>
+      <w:proofErr w:type="spellStart"/>
+      <w:r>
+        <w:rPr>
+          <w:rFonts w:ascii="Times New Roman" w:hAnsi="Times New Roman" w:cs="Times New Roman"/>
+        </w:rPr>
+        <w:t>toolchain</w:t>
+      </w:r>
+      <w:proofErr w:type="spellEnd"/>
+      <w:r>
+        <w:rPr>
+          <w:rFonts w:ascii="Times New Roman" w:hAnsi="Times New Roman" w:cs="Times New Roman"/>
+        </w:rPr>
+        <w:t>:</w:t>
+      </w:r>
+    </w:p>
+    <w:p>
+      <w:pPr>
         <w:jc w:val="center"/>
+        <w:rPr>
+          <w:rFonts w:ascii="Times New Roman" w:hAnsi="Times New Roman" w:cs="Times New Roman"/>
+        </w:rPr>
+      </w:pPr>
+      <w:r>
+        <w:rPr>
+          <w:rFonts w:ascii="Times New Roman" w:hAnsi="Times New Roman" w:cs="Times New Roman"/>
+        </w:rPr>
+        <w:drawing>
+          <wp:inline distT="0" distB="0" distL="0" distR="0" wp14:anchorId="734AED96" wp14:editId="5E1BE5DB">
+            <wp:extent cx="4305300" cy="2296355"/>
+            <wp:effectExtent l="0" t="0" r="0" b="8890"/>
+            <wp:docPr id="41519537" name="Imagen 1" descr="Captura de pantalla de un celular&#10;&#10;El contenido generado por IA puede ser incorrecto."/>
+            <wp:cNvGraphicFramePr>
+              <a:graphicFrameLocks xmlns:a="http://schemas.openxmlformats.org/drawingml/2006/main" noChangeAspect="1"/>
+            </wp:cNvGraphicFramePr>
+            <a:graphic xmlns:a="http://schemas.openxmlformats.org/drawingml/2006/main">
+              <a:graphicData uri="http://schemas.openxmlformats.org/drawingml/2006/picture">
+                <pic:pic xmlns:pic="http://schemas.openxmlformats.org/drawingml/2006/picture">
+                  <pic:nvPicPr>
+                    <pic:cNvPr id="41519537" name="Imagen 1" descr="Captura de pantalla de un celular&#10;&#10;El contenido generado por IA puede ser incorrecto."/>
+                    <pic:cNvPicPr/>
+                  </pic:nvPicPr>
+                  <pic:blipFill>
+                    <a:blip r:embed="rId15"/>
+                    <a:stretch>
+                      <a:fillRect/>
+                    </a:stretch>
+                  </pic:blipFill>
+                  <pic:spPr>
+                    <a:xfrm>
+                      <a:off x="0" y="0"/>
+                      <a:ext cx="4312991" cy="2300457"/>
+                    </a:xfrm>
+                    <a:prstGeom prst="rect">
+                      <a:avLst/>
+                    </a:prstGeom>
+                  </pic:spPr>
+                </pic:pic>
+              </a:graphicData>
+            </a:graphic>
+          </wp:inline>
+        </w:drawing>
+      </w:r>
+    </w:p>
+    <w:p>
+      <w:pPr>
+        <w:jc w:val="center"/>
+        <w:rPr>
+          <w:rFonts w:ascii="Times New Roman" w:hAnsi="Times New Roman" w:cs="Times New Roman"/>
+        </w:rPr>
+      </w:pPr>
+    </w:p>
+    <w:p>
+      <w:pPr>
+        <w:jc w:val="both"/>
+        <w:rPr>
+          <w:rFonts w:ascii="Times New Roman" w:hAnsi="Times New Roman" w:cs="Times New Roman"/>
+        </w:rPr>
+      </w:pPr>
+      <w:r>
+        <w:rPr>
+          <w:rFonts w:ascii="Times New Roman" w:hAnsi="Times New Roman" w:cs="Times New Roman"/>
+        </w:rPr>
+        <w:t>C</w:t>
+      </w:r>
+      <w:r>
+        <w:rPr>
+          <w:rFonts w:ascii="Times New Roman" w:hAnsi="Times New Roman" w:cs="Times New Roman"/>
+        </w:rPr>
+        <w:t>omando</w:t>
+      </w:r>
+      <w:r>
+        <w:rPr>
+          <w:rFonts w:ascii="Times New Roman" w:hAnsi="Times New Roman" w:cs="Times New Roman"/>
+        </w:rPr>
+        <w:t xml:space="preserve"> </w:t>
+      </w:r>
+      <w:proofErr w:type="spellStart"/>
+      <w:r>
+        <w:rPr>
+          <w:rFonts w:ascii="Times New Roman" w:hAnsi="Times New Roman" w:cs="Times New Roman"/>
+        </w:rPr>
+        <w:t>Yosys</w:t>
+      </w:r>
+      <w:proofErr w:type="spellEnd"/>
+      <w:r>
+        <w:rPr>
+          <w:rFonts w:ascii="Times New Roman" w:hAnsi="Times New Roman" w:cs="Times New Roman"/>
+        </w:rPr>
+        <w:t xml:space="preserve"> y s</w:t>
+      </w:r>
+      <w:r>
+        <w:rPr>
+          <w:rFonts w:ascii="Times New Roman" w:hAnsi="Times New Roman" w:cs="Times New Roman"/>
+        </w:rPr>
+        <w:t>alida de Yosys:</w:t>
+      </w:r>
+    </w:p>
+    <w:p>
+      <w:pPr>
+        <w:jc w:val="center"/>
+        <w:rPr>
+          <w:rFonts w:ascii="Times New Roman" w:hAnsi="Times New Roman" w:cs="Times New Roman"/>
+        </w:rPr>
+      </w:pPr>
+      <w:r>
+        <w:rPr>
+          <w:rFonts w:ascii="Times New Roman" w:hAnsi="Times New Roman" w:cs="Times New Roman"/>
+        </w:rPr>
+        <w:drawing>
+          <wp:inline distT="0" distB="0" distL="0" distR="0" wp14:anchorId="31BC4AE2" wp14:editId="70C9B1F5">
+            <wp:extent cx="2994660" cy="2586990"/>
+            <wp:effectExtent l="0" t="0" r="0" b="3810"/>
+            <wp:docPr id="698310729" name="Imagen 1" descr="Texto&#10;&#10;El contenido generado por IA puede ser incorrecto."/>
+            <wp:cNvGraphicFramePr>
+              <a:graphicFrameLocks xmlns:a="http://schemas.openxmlformats.org/drawingml/2006/main" noChangeAspect="1"/>
+            </wp:cNvGraphicFramePr>
+            <a:graphic xmlns:a="http://schemas.openxmlformats.org/drawingml/2006/main">
+              <a:graphicData uri="http://schemas.openxmlformats.org/drawingml/2006/picture">
+                <pic:pic xmlns:pic="http://schemas.openxmlformats.org/drawingml/2006/picture">
+                  <pic:nvPicPr>
+                    <pic:cNvPr id="698310729" name="Imagen 1" descr="Texto&#10;&#10;El contenido generado por IA puede ser incorrecto."/>
+                    <pic:cNvPicPr/>
+                  </pic:nvPicPr>
+                  <pic:blipFill>
+                    <a:blip r:embed="rId16"/>
+                    <a:stretch>
+                      <a:fillRect/>
+                    </a:stretch>
+                  </pic:blipFill>
+                  <pic:spPr>
+                    <a:xfrm>
+                      <a:off x="0" y="0"/>
+                      <a:ext cx="2997944" cy="2589827"/>
+                    </a:xfrm>
+                    <a:prstGeom prst="rect">
+                      <a:avLst/>
+                    </a:prstGeom>
+                  </pic:spPr>
+                </pic:pic>
+              </a:graphicData>
+            </a:graphic>
+          </wp:inline>
+        </w:drawing>
+      </w:r>
+    </w:p>
+    <w:p>
+      <w:pPr>
+        <w:jc w:val="both"/>
+        <w:rPr>
+          <w:rFonts w:ascii="Times New Roman" w:hAnsi="Times New Roman" w:cs="Times New Roman"/>
+        </w:rPr>
+      </w:pPr>
+    </w:p>
+    <w:p>
+      <w:pPr>
+        <w:jc w:val="both"/>
+        <w:rPr>
+          <w:rFonts w:ascii="Times New Roman" w:hAnsi="Times New Roman" w:cs="Times New Roman"/>
+        </w:rPr>
+      </w:pPr>
+      <w:r>
+        <w:rPr>
+          <w:rFonts w:ascii="Times New Roman" w:hAnsi="Times New Roman" w:cs="Times New Roman"/>
+        </w:rPr>
+        <w:t>Uso del código “</w:t>
+      </w:r>
+      <w:r>
+        <w:rPr>
+          <w:rFonts w:ascii="Times New Roman" w:hAnsi="Times New Roman" w:cs="Times New Roman"/>
+        </w:rPr>
+        <w:t>cd .\ejemplos\</w:t>
+      </w:r>
+      <w:proofErr w:type="spellStart"/>
+      <w:r>
+        <w:rPr>
+          <w:rFonts w:ascii="Times New Roman" w:hAnsi="Times New Roman" w:cs="Times New Roman"/>
+        </w:rPr>
+        <w:t>BlinkyLed</w:t>
+      </w:r>
+      <w:proofErr w:type="spellEnd"/>
+      <w:r>
+        <w:rPr>
+          <w:rFonts w:ascii="Times New Roman" w:hAnsi="Times New Roman" w:cs="Times New Roman"/>
+        </w:rPr>
+        <w:t>\</w:t>
+      </w:r>
+      <w:proofErr w:type="spellStart"/>
+      <w:r>
+        <w:rPr>
+          <w:rFonts w:ascii="Times New Roman" w:hAnsi="Times New Roman" w:cs="Times New Roman"/>
+        </w:rPr>
+        <w:t>src</w:t>
+      </w:r>
+      <w:proofErr w:type="spellEnd"/>
+      <w:r>
+        <w:rPr>
+          <w:rFonts w:ascii="Times New Roman" w:hAnsi="Times New Roman" w:cs="Times New Roman"/>
+        </w:rPr>
+        <w:t>\</w:t>
+      </w:r>
+      <w:proofErr w:type="spellStart"/>
+      <w:r>
+        <w:rPr>
+          <w:rFonts w:ascii="Times New Roman" w:hAnsi="Times New Roman" w:cs="Times New Roman"/>
+        </w:rPr>
+        <w:t>build</w:t>
+      </w:r>
+      <w:proofErr w:type="spellEnd"/>
+      <w:r>
+        <w:rPr>
+          <w:rFonts w:ascii="Times New Roman" w:hAnsi="Times New Roman" w:cs="Times New Roman"/>
+        </w:rPr>
+        <w:t>\</w:t>
+      </w:r>
+      <w:r>
+        <w:rPr>
+          <w:rFonts w:ascii="Times New Roman" w:hAnsi="Times New Roman" w:cs="Times New Roman"/>
+        </w:rPr>
+        <w:t>”:</w:t>
+      </w:r>
+    </w:p>
+    <w:p>
+      <w:pPr>
+        <w:jc w:val="both"/>
+        <w:rPr>
+          <w:rFonts w:ascii="Times New Roman" w:hAnsi="Times New Roman" w:cs="Times New Roman"/>
+        </w:rPr>
+      </w:pPr>
+      <w:r>
+        <w:rPr>
+          <w:rFonts w:ascii="Times New Roman" w:hAnsi="Times New Roman" w:cs="Times New Roman"/>
+        </w:rPr>
+        <w:drawing>
+          <wp:inline distT="0" distB="0" distL="0" distR="0" wp14:anchorId="5843849B" wp14:editId="3C02A1D1">
+            <wp:extent cx="5612130" cy="398780"/>
+            <wp:effectExtent l="0" t="0" r="7620" b="1270"/>
+            <wp:docPr id="1619147456" name="Imagen 1"/>
+            <wp:cNvGraphicFramePr>
+              <a:graphicFrameLocks xmlns:a="http://schemas.openxmlformats.org/drawingml/2006/main" noChangeAspect="1"/>
+            </wp:cNvGraphicFramePr>
+            <a:graphic xmlns:a="http://schemas.openxmlformats.org/drawingml/2006/main">
+              <a:graphicData uri="http://schemas.openxmlformats.org/drawingml/2006/picture">
+                <pic:pic xmlns:pic="http://schemas.openxmlformats.org/drawingml/2006/picture">
+                  <pic:nvPicPr>
+                    <pic:cNvPr id="1619147456" name=""/>
+                    <pic:cNvPicPr/>
+                  </pic:nvPicPr>
+                  <pic:blipFill>
+                    <a:blip r:embed="rId17"/>
+                    <a:stretch>
+                      <a:fillRect/>
+                    </a:stretch>
+                  </pic:blipFill>
+                  <pic:spPr>
+                    <a:xfrm>
+                      <a:off x="0" y="0"/>
+                      <a:ext cx="5612130" cy="398780"/>
+                    </a:xfrm>
+                    <a:prstGeom prst="rect">
+                      <a:avLst/>
+                    </a:prstGeom>
+                  </pic:spPr>
+                </pic:pic>
+              </a:graphicData>
+            </a:graphic>
+          </wp:inline>
+        </w:drawing>
+      </w:r>
+    </w:p>
+    <w:p>
+      <w:pPr>
+        <w:jc w:val="both"/>
+        <w:rPr>
+          <w:rFonts w:ascii="Times New Roman" w:hAnsi="Times New Roman" w:cs="Times New Roman"/>
+        </w:rPr>
+      </w:pPr>
+    </w:p>
+    <w:p>
+      <w:pPr>
+        <w:jc w:val="both"/>
+        <w:rPr>
+          <w:rFonts w:ascii="Times New Roman" w:hAnsi="Times New Roman" w:cs="Times New Roman"/>
+        </w:rPr>
+      </w:pPr>
+    </w:p>
+    <w:p>
+      <w:pPr>
+        <w:jc w:val="both"/>
+        <w:rPr>
+          <w:rFonts w:ascii="Times New Roman" w:hAnsi="Times New Roman" w:cs="Times New Roman"/>
+        </w:rPr>
+      </w:pPr>
+    </w:p>
+    <w:p>
+      <w:pPr>
+        <w:jc w:val="both"/>
+        <w:rPr>
+          <w:rFonts w:ascii="Times New Roman" w:hAnsi="Times New Roman" w:cs="Times New Roman"/>
+        </w:rPr>
+      </w:pPr>
+      <w:r>
+        <w:rPr>
+          <w:rFonts w:ascii="Times New Roman" w:hAnsi="Times New Roman" w:cs="Times New Roman"/>
+        </w:rPr>
+        <w:lastRenderedPageBreak/>
+        <w:t>E</w:t>
+      </w:r>
+      <w:r>
+        <w:rPr>
+          <w:rFonts w:ascii="Times New Roman" w:hAnsi="Times New Roman" w:cs="Times New Roman"/>
+        </w:rPr>
+        <w:t xml:space="preserve">l </w:t>
+      </w:r>
+      <w:proofErr w:type="spellStart"/>
+      <w:r>
+        <w:rPr>
+          <w:rFonts w:ascii="Times New Roman" w:hAnsi="Times New Roman" w:cs="Times New Roman"/>
+        </w:rPr>
+        <w:t>testbench</w:t>
+      </w:r>
+      <w:proofErr w:type="spellEnd"/>
+      <w:r>
+        <w:rPr>
+          <w:rFonts w:ascii="Times New Roman" w:hAnsi="Times New Roman" w:cs="Times New Roman"/>
+        </w:rPr>
+        <w:t xml:space="preserve"> y simular el diseño</w:t>
+      </w:r>
+      <w:r>
+        <w:rPr>
+          <w:rFonts w:ascii="Times New Roman" w:hAnsi="Times New Roman" w:cs="Times New Roman"/>
+        </w:rPr>
+        <w:t xml:space="preserve"> (</w:t>
+      </w:r>
+      <w:proofErr w:type="spellStart"/>
+      <w:r>
+        <w:rPr>
+          <w:rFonts w:ascii="Times New Roman" w:hAnsi="Times New Roman" w:cs="Times New Roman"/>
+        </w:rPr>
+        <w:t>make</w:t>
+      </w:r>
+      <w:proofErr w:type="spellEnd"/>
+      <w:r>
+        <w:rPr>
+          <w:rFonts w:ascii="Times New Roman" w:hAnsi="Times New Roman" w:cs="Times New Roman"/>
+        </w:rPr>
+        <w:t xml:space="preserve"> test):</w:t>
+      </w:r>
+    </w:p>
+    <w:p>
+      <w:pPr>
+        <w:jc w:val="center"/>
+        <w:rPr>
+          <w:rFonts w:ascii="Times New Roman" w:hAnsi="Times New Roman" w:cs="Times New Roman"/>
+        </w:rPr>
+      </w:pPr>
+      <w:r>
+        <w:rPr>
+          <w:rFonts w:ascii="Times New Roman" w:hAnsi="Times New Roman" w:cs="Times New Roman"/>
+        </w:rPr>
+        <w:drawing>
+          <wp:inline distT="0" distB="0" distL="0" distR="0" wp14:anchorId="5964DFB9" wp14:editId="279E9467">
+            <wp:extent cx="3741420" cy="2065443"/>
+            <wp:effectExtent l="0" t="0" r="0" b="0"/>
+            <wp:docPr id="718914448" name="Imagen 1" descr="Texto&#10;&#10;El contenido generado por IA puede ser incorrecto."/>
+            <wp:cNvGraphicFramePr>
+              <a:graphicFrameLocks xmlns:a="http://schemas.openxmlformats.org/drawingml/2006/main" noChangeAspect="1"/>
+            </wp:cNvGraphicFramePr>
+            <a:graphic xmlns:a="http://schemas.openxmlformats.org/drawingml/2006/main">
+              <a:graphicData uri="http://schemas.openxmlformats.org/drawingml/2006/picture">
+                <pic:pic xmlns:pic="http://schemas.openxmlformats.org/drawingml/2006/picture">
+                  <pic:nvPicPr>
+                    <pic:cNvPr id="718914448" name="Imagen 1" descr="Texto&#10;&#10;El contenido generado por IA puede ser incorrecto."/>
+                    <pic:cNvPicPr/>
+                  </pic:nvPicPr>
+                  <pic:blipFill>
+                    <a:blip r:embed="rId18"/>
+                    <a:stretch>
+                      <a:fillRect/>
+                    </a:stretch>
+                  </pic:blipFill>
+                  <pic:spPr>
+                    <a:xfrm>
+                      <a:off x="0" y="0"/>
+                      <a:ext cx="3751704" cy="2071120"/>
+                    </a:xfrm>
+                    <a:prstGeom prst="rect">
+                      <a:avLst/>
+                    </a:prstGeom>
+                  </pic:spPr>
+                </pic:pic>
+              </a:graphicData>
+            </a:graphic>
+          </wp:inline>
+        </w:drawing>
+      </w:r>
+    </w:p>
+    <w:p>
+      <w:pPr>
+        <w:jc w:val="both"/>
+        <w:rPr>
+          <w:rFonts w:ascii="Times New Roman" w:hAnsi="Times New Roman" w:cs="Times New Roman"/>
+        </w:rPr>
+      </w:pPr>
+      <w:r>
+        <w:rPr>
+          <w:rFonts w:ascii="Times New Roman" w:hAnsi="Times New Roman" w:cs="Times New Roman"/>
+        </w:rPr>
+        <w:t>V</w:t>
+      </w:r>
+      <w:r>
+        <w:rPr>
+          <w:rFonts w:ascii="Times New Roman" w:hAnsi="Times New Roman" w:cs="Times New Roman"/>
+        </w:rPr>
+        <w:t xml:space="preserve">isualizar los diagramas de tiempo con </w:t>
+      </w:r>
+      <w:proofErr w:type="spellStart"/>
+      <w:r>
+        <w:rPr>
+          <w:rFonts w:ascii="Times New Roman" w:hAnsi="Times New Roman" w:cs="Times New Roman"/>
+        </w:rPr>
+        <w:t>GTKwave</w:t>
+      </w:r>
+      <w:proofErr w:type="spellEnd"/>
+      <w:r>
+        <w:rPr>
+          <w:rFonts w:ascii="Times New Roman" w:hAnsi="Times New Roman" w:cs="Times New Roman"/>
+        </w:rPr>
+        <w:t>:</w:t>
+      </w:r>
+    </w:p>
+    <w:p>
+      <w:pPr>
+        <w:jc w:val="center"/>
+        <w:rPr>
+          <w:rFonts w:ascii="Times New Roman" w:hAnsi="Times New Roman" w:cs="Times New Roman"/>
+        </w:rPr>
+      </w:pPr>
+      <w:r>
+        <w:rPr>
+          <w:rFonts w:ascii="Times New Roman" w:hAnsi="Times New Roman" w:cs="Times New Roman"/>
+        </w:rPr>
+        <w:drawing>
+          <wp:inline distT="0" distB="0" distL="0" distR="0" wp14:anchorId="361A32D0" wp14:editId="1BEE27AA">
+            <wp:extent cx="3589020" cy="2304558"/>
+            <wp:effectExtent l="0" t="0" r="0" b="635"/>
+            <wp:docPr id="482698219" name="Imagen 1"/>
+            <wp:cNvGraphicFramePr>
+              <a:graphicFrameLocks xmlns:a="http://schemas.openxmlformats.org/drawingml/2006/main" noChangeAspect="1"/>
+            </wp:cNvGraphicFramePr>
+            <a:graphic xmlns:a="http://schemas.openxmlformats.org/drawingml/2006/main">
+              <a:graphicData uri="http://schemas.openxmlformats.org/drawingml/2006/picture">
+                <pic:pic xmlns:pic="http://schemas.openxmlformats.org/drawingml/2006/picture">
+                  <pic:nvPicPr>
+                    <pic:cNvPr id="482698219" name=""/>
+                    <pic:cNvPicPr/>
+                  </pic:nvPicPr>
+                  <pic:blipFill>
+                    <a:blip r:embed="rId19"/>
+                    <a:stretch>
+                      <a:fillRect/>
+                    </a:stretch>
+                  </pic:blipFill>
+                  <pic:spPr>
+                    <a:xfrm>
+                      <a:off x="0" y="0"/>
+                      <a:ext cx="3601209" cy="2312384"/>
+                    </a:xfrm>
+                    <a:prstGeom prst="rect">
+                      <a:avLst/>
+                    </a:prstGeom>
+                  </pic:spPr>
+                </pic:pic>
+              </a:graphicData>
+            </a:graphic>
+          </wp:inline>
+        </w:drawing>
+      </w:r>
+    </w:p>
+    <w:p>
+      <w:pPr>
+        <w:jc w:val="center"/>
+        <w:rPr>
+          <w:rFonts w:ascii="Times New Roman" w:hAnsi="Times New Roman" w:cs="Times New Roman"/>
+        </w:rPr>
+      </w:pPr>
+    </w:p>
+    <w:p>
+      <w:pPr>
+        <w:jc w:val="both"/>
+        <w:rPr>
+          <w:rFonts w:ascii="Times New Roman" w:hAnsi="Times New Roman" w:cs="Times New Roman"/>
+        </w:rPr>
+      </w:pPr>
+      <w:r>
+        <w:rPr>
+          <w:rFonts w:ascii="Times New Roman" w:hAnsi="Times New Roman" w:cs="Times New Roman"/>
+        </w:rPr>
+        <w:t>Para verificar la sintaxis y sintetizar los diseños RTL</w:t>
+      </w:r>
+      <w:r>
+        <w:rPr>
+          <w:rFonts w:ascii="Times New Roman" w:hAnsi="Times New Roman" w:cs="Times New Roman"/>
+        </w:rPr>
+        <w:t xml:space="preserve"> (</w:t>
+      </w:r>
+      <w:proofErr w:type="spellStart"/>
+      <w:r>
+        <w:rPr>
+          <w:rFonts w:ascii="Times New Roman" w:hAnsi="Times New Roman" w:cs="Times New Roman"/>
+        </w:rPr>
+        <w:t>make</w:t>
+      </w:r>
+      <w:proofErr w:type="spellEnd"/>
+      <w:r>
+        <w:rPr>
+          <w:rFonts w:ascii="Times New Roman" w:hAnsi="Times New Roman" w:cs="Times New Roman"/>
+        </w:rPr>
+        <w:t xml:space="preserve"> </w:t>
+      </w:r>
+      <w:proofErr w:type="spellStart"/>
+      <w:r>
+        <w:rPr>
+          <w:rFonts w:ascii="Times New Roman" w:hAnsi="Times New Roman" w:cs="Times New Roman"/>
+        </w:rPr>
+        <w:t>synth</w:t>
+      </w:r>
+      <w:proofErr w:type="spellEnd"/>
+      <w:r>
+        <w:rPr>
+          <w:rFonts w:ascii="Times New Roman" w:hAnsi="Times New Roman" w:cs="Times New Roman"/>
+        </w:rPr>
+        <w:t>):</w:t>
+      </w:r>
+    </w:p>
+    <w:p>
+      <w:pPr>
+        <w:jc w:val="center"/>
+        <w:rPr>
+          <w:rFonts w:ascii="Times New Roman" w:hAnsi="Times New Roman" w:cs="Times New Roman"/>
+        </w:rPr>
+      </w:pPr>
+      <w:r>
+        <w:rPr>
+          <w:rFonts w:ascii="Times New Roman" w:hAnsi="Times New Roman" w:cs="Times New Roman"/>
+        </w:rPr>
+        <w:drawing>
+          <wp:inline distT="0" distB="0" distL="0" distR="0" wp14:anchorId="4252E9A8" wp14:editId="5AD6746A">
+            <wp:extent cx="3724116" cy="2095500"/>
+            <wp:effectExtent l="0" t="0" r="0" b="0"/>
+            <wp:docPr id="653817576" name="Imagen 1"/>
+            <wp:cNvGraphicFramePr>
+              <a:graphicFrameLocks xmlns:a="http://schemas.openxmlformats.org/drawingml/2006/main" noChangeAspect="1"/>
+            </wp:cNvGraphicFramePr>
+            <a:graphic xmlns:a="http://schemas.openxmlformats.org/drawingml/2006/main">
+              <a:graphicData uri="http://schemas.openxmlformats.org/drawingml/2006/picture">
+                <pic:pic xmlns:pic="http://schemas.openxmlformats.org/drawingml/2006/picture">
+                  <pic:nvPicPr>
+                    <pic:cNvPr id="653817576" name=""/>
+                    <pic:cNvPicPr/>
+                  </pic:nvPicPr>
+                  <pic:blipFill>
+                    <a:blip r:embed="rId20"/>
+                    <a:stretch>
+                      <a:fillRect/>
+                    </a:stretch>
+                  </pic:blipFill>
+                  <pic:spPr>
+                    <a:xfrm>
+                      <a:off x="0" y="0"/>
+                      <a:ext cx="3744116" cy="2106753"/>
+                    </a:xfrm>
+                    <a:prstGeom prst="rect">
+                      <a:avLst/>
+                    </a:prstGeom>
+                  </pic:spPr>
+                </pic:pic>
+              </a:graphicData>
+            </a:graphic>
+          </wp:inline>
+        </w:drawing>
+      </w:r>
+    </w:p>
+    <w:p>
+      <w:pPr>
+        <w:jc w:val="center"/>
+        <w:rPr>
+          <w:rFonts w:ascii="Times New Roman" w:hAnsi="Times New Roman" w:cs="Times New Roman"/>
+        </w:rPr>
+      </w:pPr>
+    </w:p>
+    <w:p>
+      <w:pPr>
+        <w:jc w:val="both"/>
+        <w:rPr>
+          <w:rFonts w:ascii="Times New Roman" w:hAnsi="Times New Roman" w:cs="Times New Roman"/>
+        </w:rPr>
+      </w:pPr>
+      <w:r>
+        <w:rPr>
+          <w:rFonts w:ascii="Times New Roman" w:hAnsi="Times New Roman" w:cs="Times New Roman"/>
+        </w:rPr>
+        <w:lastRenderedPageBreak/>
+        <w:t xml:space="preserve">Para realizar el place and </w:t>
+      </w:r>
+      <w:proofErr w:type="spellStart"/>
+      <w:r>
+        <w:rPr>
+          <w:rFonts w:ascii="Times New Roman" w:hAnsi="Times New Roman" w:cs="Times New Roman"/>
+        </w:rPr>
+        <w:t>route</w:t>
+      </w:r>
+      <w:proofErr w:type="spellEnd"/>
+      <w:r>
+        <w:rPr>
+          <w:rFonts w:ascii="Times New Roman" w:hAnsi="Times New Roman" w:cs="Times New Roman"/>
+        </w:rPr>
+        <w:t xml:space="preserve"> del diseño sintetizado en la FPGA:</w:t>
+      </w:r>
+    </w:p>
+    <w:p>
+      <w:pPr>
+        <w:jc w:val="center"/>
+        <w:rPr>
+          <w:rFonts w:ascii="Times New Roman" w:hAnsi="Times New Roman" w:cs="Times New Roman"/>
+        </w:rPr>
+      </w:pPr>
+      <w:r>
+        <w:rPr>
+          <w:rFonts w:ascii="Times New Roman" w:hAnsi="Times New Roman" w:cs="Times New Roman"/>
+        </w:rPr>
+        <w:drawing>
+          <wp:inline distT="0" distB="0" distL="0" distR="0" wp14:anchorId="649B696B" wp14:editId="4BC17D70">
+            <wp:extent cx="4191000" cy="2446409"/>
+            <wp:effectExtent l="0" t="0" r="0" b="0"/>
+            <wp:docPr id="2087323053" name="Imagen 1" descr="Captura de pantalla de computadora&#10;&#10;El contenido generado por IA puede ser incorrecto."/>
+            <wp:cNvGraphicFramePr>
+              <a:graphicFrameLocks xmlns:a="http://schemas.openxmlformats.org/drawingml/2006/main" noChangeAspect="1"/>
+            </wp:cNvGraphicFramePr>
+            <a:graphic xmlns:a="http://schemas.openxmlformats.org/drawingml/2006/main">
+              <a:graphicData uri="http://schemas.openxmlformats.org/drawingml/2006/picture">
+                <pic:pic xmlns:pic="http://schemas.openxmlformats.org/drawingml/2006/picture">
+                  <pic:nvPicPr>
+                    <pic:cNvPr id="2087323053" name="Imagen 1" descr="Captura de pantalla de computadora&#10;&#10;El contenido generado por IA puede ser incorrecto."/>
+                    <pic:cNvPicPr/>
+                  </pic:nvPicPr>
+                  <pic:blipFill>
+                    <a:blip r:embed="rId21"/>
+                    <a:stretch>
+                      <a:fillRect/>
+                    </a:stretch>
+                  </pic:blipFill>
+                  <pic:spPr>
+                    <a:xfrm>
+                      <a:off x="0" y="0"/>
+                      <a:ext cx="4200535" cy="2451975"/>
+                    </a:xfrm>
+                    <a:prstGeom prst="rect">
+                      <a:avLst/>
+                    </a:prstGeom>
+                  </pic:spPr>
+                </pic:pic>
+              </a:graphicData>
+            </a:graphic>
+          </wp:inline>
+        </w:drawing>
+      </w:r>
+    </w:p>
+    <w:p>
+      <w:pPr>
+        <w:jc w:val="center"/>
+        <w:rPr>
+          <w:rFonts w:ascii="Times New Roman" w:hAnsi="Times New Roman" w:cs="Times New Roman"/>
+        </w:rPr>
+      </w:pPr>
+    </w:p>
+    <w:p>
+      <w:pPr>
+        <w:jc w:val="both"/>
+        <w:rPr>
+          <w:rFonts w:ascii="Times New Roman" w:hAnsi="Times New Roman" w:cs="Times New Roman"/>
+        </w:rPr>
+      </w:pPr>
+      <w:r>
+        <w:rPr>
+          <w:rFonts w:ascii="Times New Roman" w:hAnsi="Times New Roman" w:cs="Times New Roman"/>
+        </w:rPr>
+        <w:t xml:space="preserve">Para generar el </w:t>
+      </w:r>
+      <w:proofErr w:type="spellStart"/>
+      <w:r>
+        <w:rPr>
+          <w:rFonts w:ascii="Times New Roman" w:hAnsi="Times New Roman" w:cs="Times New Roman"/>
+        </w:rPr>
+        <w:t>bitstream</w:t>
+      </w:r>
+      <w:proofErr w:type="spellEnd"/>
+      <w:r>
+        <w:rPr>
+          <w:rFonts w:ascii="Times New Roman" w:hAnsi="Times New Roman" w:cs="Times New Roman"/>
+        </w:rPr>
+        <w:t xml:space="preserve"> </w:t>
+      </w:r>
+      <w:r>
+        <w:rPr>
+          <w:rFonts w:ascii="Times New Roman" w:hAnsi="Times New Roman" w:cs="Times New Roman"/>
+        </w:rPr>
+        <w:t xml:space="preserve">y load </w:t>
+      </w:r>
+      <w:r>
+        <w:rPr>
+          <w:rFonts w:ascii="Times New Roman" w:hAnsi="Times New Roman" w:cs="Times New Roman"/>
+        </w:rPr>
+        <w:t>que contiene el diseño:</w:t>
+      </w:r>
+    </w:p>
+    <w:p>
+      <w:pPr>
+        <w:jc w:val="both"/>
+        <w:rPr>
+          <w:rFonts w:ascii="Times New Roman" w:hAnsi="Times New Roman" w:cs="Times New Roman"/>
+        </w:rPr>
+      </w:pPr>
+      <w:r>
+        <w:rPr>
+          <w:rFonts w:ascii="Times New Roman" w:hAnsi="Times New Roman" w:cs="Times New Roman"/>
+        </w:rPr>
+        <w:drawing>
+          <wp:inline distT="0" distB="0" distL="0" distR="0" wp14:anchorId="19C27163" wp14:editId="1DB4FD06">
+            <wp:extent cx="5612130" cy="1870710"/>
+            <wp:effectExtent l="0" t="0" r="7620" b="0"/>
+            <wp:docPr id="1258135197" name="Imagen 1" descr="Texto&#10;&#10;El contenido generado por IA puede ser incorrecto."/>
+            <wp:cNvGraphicFramePr>
+              <a:graphicFrameLocks xmlns:a="http://schemas.openxmlformats.org/drawingml/2006/main" noChangeAspect="1"/>
+            </wp:cNvGraphicFramePr>
+            <a:graphic xmlns:a="http://schemas.openxmlformats.org/drawingml/2006/main">
+              <a:graphicData uri="http://schemas.openxmlformats.org/drawingml/2006/picture">
+                <pic:pic xmlns:pic="http://schemas.openxmlformats.org/drawingml/2006/picture">
+                  <pic:nvPicPr>
+                    <pic:cNvPr id="1258135197" name="Imagen 1" descr="Texto&#10;&#10;El contenido generado por IA puede ser incorrecto."/>
+                    <pic:cNvPicPr/>
+                  </pic:nvPicPr>
+                  <pic:blipFill>
+                    <a:blip r:embed="rId22"/>
+                    <a:stretch>
+                      <a:fillRect/>
+                    </a:stretch>
+                  </pic:blipFill>
+                  <pic:spPr>
+                    <a:xfrm>
+                      <a:off x="0" y="0"/>
+                      <a:ext cx="5612130" cy="1870710"/>
+                    </a:xfrm>
+                    <a:prstGeom prst="rect">
+                      <a:avLst/>
+                    </a:prstGeom>
+                  </pic:spPr>
+                </pic:pic>
+              </a:graphicData>
+            </a:graphic>
+          </wp:inline>
+        </w:drawing>
+      </w:r>
+    </w:p>
+    <w:p>
+      <w:pPr>
+        <w:jc w:val="center"/>
+        <w:rPr>
+          <w:rFonts w:ascii="Times New Roman" w:hAnsi="Times New Roman" w:cs="Times New Roman"/>
+        </w:rPr>
+      </w:pPr>
+    </w:p>
+    <w:p>
+      <w:pPr>
+        <w:jc w:val="both"/>
+        <w:rPr>
+          <w:rFonts w:ascii="Times New Roman" w:hAnsi="Times New Roman" w:cs="Times New Roman"/>
+        </w:rPr>
+      </w:pPr>
+      <w:proofErr w:type="spellStart"/>
+      <w:r>
+        <w:rPr>
+          <w:rFonts w:ascii="Times New Roman" w:hAnsi="Times New Roman" w:cs="Times New Roman"/>
+        </w:rPr>
+        <w:t>Make</w:t>
+      </w:r>
+      <w:proofErr w:type="spellEnd"/>
+      <w:r>
+        <w:rPr>
+          <w:rFonts w:ascii="Times New Roman" w:hAnsi="Times New Roman" w:cs="Times New Roman"/>
+        </w:rPr>
+        <w:t xml:space="preserve"> </w:t>
+      </w:r>
+      <w:proofErr w:type="spellStart"/>
+      <w:r>
+        <w:rPr>
+          <w:rFonts w:ascii="Times New Roman" w:hAnsi="Times New Roman" w:cs="Times New Roman"/>
+        </w:rPr>
+        <w:t>all</w:t>
+      </w:r>
+      <w:proofErr w:type="spellEnd"/>
+      <w:r>
+        <w:rPr>
+          <w:rFonts w:ascii="Times New Roman" w:hAnsi="Times New Roman" w:cs="Times New Roman"/>
+        </w:rPr>
+        <w:t xml:space="preserve">: </w:t>
+      </w:r>
+    </w:p>
+    <w:p>
+      <w:pPr>
+        <w:jc w:val="both"/>
+        <w:rPr>
+          <w:rFonts w:ascii="Times New Roman" w:hAnsi="Times New Roman" w:cs="Times New Roman"/>
+        </w:rPr>
+      </w:pPr>
+      <w:r>
+        <w:rPr>
+          <w:rFonts w:ascii="Times New Roman" w:hAnsi="Times New Roman" w:cs="Times New Roman"/>
+        </w:rPr>
+        <w:drawing>
+          <wp:inline distT="0" distB="0" distL="0" distR="0" wp14:anchorId="6A3B5FC0" wp14:editId="7B3B575D">
+            <wp:extent cx="5612130" cy="1914525"/>
+            <wp:effectExtent l="0" t="0" r="7620" b="9525"/>
+            <wp:docPr id="2029812704" name="Imagen 1" descr="Texto&#10;&#10;El contenido generado por IA puede ser incorrecto."/>
+            <wp:cNvGraphicFramePr>
+              <a:graphicFrameLocks xmlns:a="http://schemas.openxmlformats.org/drawingml/2006/main" noChangeAspect="1"/>
+            </wp:cNvGraphicFramePr>
+            <a:graphic xmlns:a="http://schemas.openxmlformats.org/drawingml/2006/main">
+              <a:graphicData uri="http://schemas.openxmlformats.org/drawingml/2006/picture">
+                <pic:pic xmlns:pic="http://schemas.openxmlformats.org/drawingml/2006/picture">
+                  <pic:nvPicPr>
+                    <pic:cNvPr id="2029812704" name="Imagen 1" descr="Texto&#10;&#10;El contenido generado por IA puede ser incorrecto."/>
+                    <pic:cNvPicPr/>
+                  </pic:nvPicPr>
+                  <pic:blipFill>
+                    <a:blip r:embed="rId23"/>
+                    <a:stretch>
+                      <a:fillRect/>
+                    </a:stretch>
+                  </pic:blipFill>
+                  <pic:spPr>
+                    <a:xfrm>
+                      <a:off x="0" y="0"/>
+                      <a:ext cx="5612130" cy="1914525"/>
+                    </a:xfrm>
+                    <a:prstGeom prst="rect">
+                      <a:avLst/>
+                    </a:prstGeom>
+                  </pic:spPr>
+                </pic:pic>
+              </a:graphicData>
+            </a:graphic>
+          </wp:inline>
+        </w:drawing>
+      </w:r>
+    </w:p>
+    <w:p>
+      <w:pPr>
+        <w:jc w:val="both"/>
+        <w:rPr>
+          <w:rFonts w:ascii="Times New Roman" w:hAnsi="Times New Roman" w:cs="Times New Roman"/>
+        </w:rPr>
+      </w:pPr>
+    </w:p>
+    <w:p>
+      <w:pPr>
+        <w:jc w:val="both"/>
         <w:rPr>
           <w:rFonts w:ascii="Times New Roman" w:hAnsi="Times New Roman" w:cs="Times New Roman"/>
         </w:rPr>
@@ -1475,7 +2385,6 @@
     <w:next w:val="Normal"/>
     <w:link w:val="Ttulo3Car"/>
     <w:uiPriority w:val="9"/>
-    <w:semiHidden/>
     <w:unhideWhenUsed/>
     <w:qFormat/>
     <w:rsid w:val="00290AFC"/>
@@ -1681,7 +2590,6 @@
     <w:basedOn w:val="Fuentedeprrafopredeter"/>
     <w:link w:val="Ttulo3"/>
     <w:uiPriority w:val="9"/>
-    <w:semiHidden/>
     <w:rsid w:val="00290AFC"/>
     <w:rPr>
       <w:rFonts w:eastAsiaTheme="majorEastAsia" w:cstheme="majorBidi"/>

--- a/Avances pruebas del tutorial.docx
+++ b/Avances pruebas del tutorial.docx
@@ -1906,6 +1906,181 @@
           <w:rFonts w:ascii="Times New Roman" w:hAnsi="Times New Roman" w:cs="Times New Roman"/>
         </w:rPr>
       </w:pPr>
+      <w:r>
+        <w:rPr>
+          <w:rFonts w:ascii="Times New Roman" w:hAnsi="Times New Roman" w:cs="Times New Roman"/>
+        </w:rPr>
+        <w:lastRenderedPageBreak/>
+        <w:t>Sección 3</w:t>
+      </w:r>
+    </w:p>
+    <w:p>
+      <w:pPr>
+        <w:jc w:val="both"/>
+        <w:rPr>
+          <w:rFonts w:ascii="Times New Roman" w:hAnsi="Times New Roman" w:cs="Times New Roman"/>
+          <w:b/>
+          <w:bCs/>
+        </w:rPr>
+      </w:pPr>
+      <w:r>
+        <w:rPr>
+          <w:rFonts w:ascii="Times New Roman" w:hAnsi="Times New Roman" w:cs="Times New Roman"/>
+          <w:b/>
+          <w:bCs/>
+        </w:rPr>
+        <w:t>Creación de repositorio</w:t>
+      </w:r>
+    </w:p>
+    <w:p>
+      <w:pPr>
+        <w:jc w:val="both"/>
+        <w:rPr>
+          <w:rFonts w:ascii="Times New Roman" w:hAnsi="Times New Roman" w:cs="Times New Roman"/>
+          <w:b/>
+          <w:bCs/>
+        </w:rPr>
+      </w:pPr>
+      <w:r>
+        <w:rPr>
+          <w:rFonts w:ascii="Times New Roman" w:hAnsi="Times New Roman" w:cs="Times New Roman"/>
+          <w:b/>
+          <w:bCs/>
+        </w:rPr>
+        <w:drawing>
+          <wp:inline distT="0" distB="0" distL="0" distR="0" wp14:anchorId="729041A9" wp14:editId="66E897FC">
+            <wp:extent cx="4122420" cy="2536049"/>
+            <wp:effectExtent l="0" t="0" r="0" b="0"/>
+            <wp:docPr id="514263743" name="Imagen 1" descr="Interfaz de usuario gráfica, Texto, Aplicación, Correo electrónico&#10;&#10;El contenido generado por IA puede ser incorrecto."/>
+            <wp:cNvGraphicFramePr>
+              <a:graphicFrameLocks xmlns:a="http://schemas.openxmlformats.org/drawingml/2006/main" noChangeAspect="1"/>
+            </wp:cNvGraphicFramePr>
+            <a:graphic xmlns:a="http://schemas.openxmlformats.org/drawingml/2006/main">
+              <a:graphicData uri="http://schemas.openxmlformats.org/drawingml/2006/picture">
+                <pic:pic xmlns:pic="http://schemas.openxmlformats.org/drawingml/2006/picture">
+                  <pic:nvPicPr>
+                    <pic:cNvPr id="514263743" name="Imagen 1" descr="Interfaz de usuario gráfica, Texto, Aplicación, Correo electrónico&#10;&#10;El contenido generado por IA puede ser incorrecto."/>
+                    <pic:cNvPicPr/>
+                  </pic:nvPicPr>
+                  <pic:blipFill>
+                    <a:blip r:embed="rId24"/>
+                    <a:stretch>
+                      <a:fillRect/>
+                    </a:stretch>
+                  </pic:blipFill>
+                  <pic:spPr>
+                    <a:xfrm>
+                      <a:off x="0" y="0"/>
+                      <a:ext cx="4130406" cy="2540962"/>
+                    </a:xfrm>
+                    <a:prstGeom prst="rect">
+                      <a:avLst/>
+                    </a:prstGeom>
+                  </pic:spPr>
+                </pic:pic>
+              </a:graphicData>
+            </a:graphic>
+          </wp:inline>
+        </w:drawing>
+      </w:r>
+    </w:p>
+    <w:p>
+      <w:pPr>
+        <w:jc w:val="both"/>
+        <w:rPr>
+          <w:rFonts w:ascii="Times New Roman" w:hAnsi="Times New Roman" w:cs="Times New Roman"/>
+          <w:b/>
+          <w:bCs/>
+        </w:rPr>
+      </w:pPr>
+    </w:p>
+    <w:p>
+      <w:pPr>
+        <w:jc w:val="both"/>
+        <w:rPr>
+          <w:rFonts w:ascii="Times New Roman" w:hAnsi="Times New Roman" w:cs="Times New Roman"/>
+          <w:b/>
+          <w:bCs/>
+        </w:rPr>
+      </w:pPr>
+      <w:r>
+        <w:rPr>
+          <w:rFonts w:ascii="Times New Roman" w:hAnsi="Times New Roman" w:cs="Times New Roman"/>
+          <w:b/>
+          <w:bCs/>
+        </w:rPr>
+        <w:t xml:space="preserve">Uso de </w:t>
+      </w:r>
+      <w:proofErr w:type="spellStart"/>
+      <w:r>
+        <w:rPr>
+          <w:rFonts w:ascii="Times New Roman" w:hAnsi="Times New Roman" w:cs="Times New Roman"/>
+          <w:b/>
+          <w:bCs/>
+        </w:rPr>
+        <w:t>commit</w:t>
+      </w:r>
+      <w:proofErr w:type="spellEnd"/>
+      <w:r>
+        <w:rPr>
+          <w:rFonts w:ascii="Times New Roman" w:hAnsi="Times New Roman" w:cs="Times New Roman"/>
+          <w:b/>
+          <w:bCs/>
+        </w:rPr>
+        <w:t>:</w:t>
+      </w:r>
+    </w:p>
+    <w:p>
+      <w:pPr>
+        <w:jc w:val="both"/>
+        <w:rPr>
+          <w:rFonts w:ascii="Times New Roman" w:hAnsi="Times New Roman" w:cs="Times New Roman"/>
+          <w:b/>
+          <w:bCs/>
+        </w:rPr>
+      </w:pPr>
+      <w:r>
+        <w:rPr>
+          <w:rFonts w:ascii="Times New Roman" w:hAnsi="Times New Roman" w:cs="Times New Roman"/>
+          <w:b/>
+          <w:bCs/>
+        </w:rPr>
+        <w:drawing>
+          <wp:inline distT="0" distB="0" distL="0" distR="0" wp14:anchorId="3349484C" wp14:editId="557A94A2">
+            <wp:extent cx="4419600" cy="2324316"/>
+            <wp:effectExtent l="0" t="0" r="0" b="0"/>
+            <wp:docPr id="2143141698" name="Imagen 1" descr="Captura de pantalla de un celular&#10;&#10;El contenido generado por IA puede ser incorrecto."/>
+            <wp:cNvGraphicFramePr>
+              <a:graphicFrameLocks xmlns:a="http://schemas.openxmlformats.org/drawingml/2006/main" noChangeAspect="1"/>
+            </wp:cNvGraphicFramePr>
+            <a:graphic xmlns:a="http://schemas.openxmlformats.org/drawingml/2006/main">
+              <a:graphicData uri="http://schemas.openxmlformats.org/drawingml/2006/picture">
+                <pic:pic xmlns:pic="http://schemas.openxmlformats.org/drawingml/2006/picture">
+                  <pic:nvPicPr>
+                    <pic:cNvPr id="2143141698" name="Imagen 1" descr="Captura de pantalla de un celular&#10;&#10;El contenido generado por IA puede ser incorrecto."/>
+                    <pic:cNvPicPr/>
+                  </pic:nvPicPr>
+                  <pic:blipFill>
+                    <a:blip r:embed="rId25"/>
+                    <a:stretch>
+                      <a:fillRect/>
+                    </a:stretch>
+                  </pic:blipFill>
+                  <pic:spPr>
+                    <a:xfrm>
+                      <a:off x="0" y="0"/>
+                      <a:ext cx="4426115" cy="2327742"/>
+                    </a:xfrm>
+                    <a:prstGeom prst="rect">
+                      <a:avLst/>
+                    </a:prstGeom>
+                  </pic:spPr>
+                </pic:pic>
+              </a:graphicData>
+            </a:graphic>
+          </wp:inline>
+        </w:drawing>
+      </w:r>
     </w:p>
     <w:p>
       <w:pPr>

--- a/Avances pruebas del tutorial.docx
+++ b/Avances pruebas del tutorial.docx
@@ -65,6 +65,7 @@
       <w:r>
         <w:rPr>
           <w:rFonts w:ascii="Times New Roman" w:hAnsi="Times New Roman" w:cs="Times New Roman"/>
+          <w:noProof/>
           <w:lang w:val="es-MX"/>
         </w:rPr>
         <w:drawing>
@@ -168,6 +169,7 @@
       <w:r>
         <w:rPr>
           <w:rFonts w:ascii="Times New Roman" w:hAnsi="Times New Roman" w:cs="Times New Roman"/>
+          <w:noProof/>
           <w:lang w:val="es-MX"/>
         </w:rPr>
         <w:drawing>
@@ -287,6 +289,7 @@
       <w:r>
         <w:rPr>
           <w:rFonts w:ascii="Times New Roman" w:hAnsi="Times New Roman" w:cs="Times New Roman"/>
+          <w:noProof/>
           <w:lang w:val="es-MX"/>
         </w:rPr>
         <w:drawing>
@@ -385,6 +388,7 @@
       <w:r>
         <w:rPr>
           <w:rFonts w:ascii="Times New Roman" w:hAnsi="Times New Roman" w:cs="Times New Roman"/>
+          <w:noProof/>
         </w:rPr>
         <w:drawing>
           <wp:inline distT="0" distB="0" distL="0" distR="0" wp14:anchorId="30748975" wp14:editId="433F0D26">
@@ -433,6 +437,7 @@
       <w:r>
         <w:rPr>
           <w:rFonts w:ascii="Times New Roman" w:hAnsi="Times New Roman" w:cs="Times New Roman"/>
+          <w:noProof/>
         </w:rPr>
         <w:drawing>
           <wp:inline distT="0" distB="0" distL="0" distR="0" wp14:anchorId="169444F1" wp14:editId="116A906B">
@@ -528,6 +533,7 @@
       <w:r>
         <w:rPr>
           <w:rFonts w:ascii="Times New Roman" w:hAnsi="Times New Roman" w:cs="Times New Roman"/>
+          <w:noProof/>
         </w:rPr>
         <w:drawing>
           <wp:inline distT="0" distB="0" distL="0" distR="0" wp14:anchorId="67843A1F" wp14:editId="46E4B633">
@@ -600,6 +606,7 @@
       <w:r>
         <w:rPr>
           <w:rFonts w:ascii="Times New Roman" w:hAnsi="Times New Roman" w:cs="Times New Roman"/>
+          <w:noProof/>
         </w:rPr>
         <w:drawing>
           <wp:inline distT="0" distB="0" distL="0" distR="0" wp14:anchorId="1D41CC12" wp14:editId="220CCF6B">
@@ -689,6 +696,7 @@
           <w:rFonts w:ascii="Times New Roman" w:hAnsi="Times New Roman" w:cs="Times New Roman"/>
           <w:b/>
           <w:bCs/>
+          <w:noProof/>
         </w:rPr>
         <w:drawing>
           <wp:inline distT="0" distB="0" distL="0" distR="0" wp14:anchorId="562E978E" wp14:editId="32DFDFED">
@@ -751,6 +759,7 @@
           <w:rFonts w:ascii="Times New Roman" w:hAnsi="Times New Roman" w:cs="Times New Roman"/>
           <w:b/>
           <w:bCs/>
+          <w:noProof/>
         </w:rPr>
         <w:drawing>
           <wp:inline distT="0" distB="0" distL="0" distR="0" wp14:anchorId="0434D5AF" wp14:editId="61191A61">
@@ -873,6 +882,7 @@
       <w:r>
         <w:rPr>
           <w:rFonts w:ascii="Times New Roman" w:hAnsi="Times New Roman" w:cs="Times New Roman"/>
+          <w:noProof/>
         </w:rPr>
         <w:drawing>
           <wp:inline distT="0" distB="0" distL="0" distR="0" wp14:anchorId="50C11625" wp14:editId="397FDF38">
@@ -927,6 +937,7 @@
       <w:r>
         <w:rPr>
           <w:rFonts w:ascii="Times New Roman" w:hAnsi="Times New Roman" w:cs="Times New Roman"/>
+          <w:noProof/>
         </w:rPr>
         <w:drawing>
           <wp:inline distT="0" distB="0" distL="0" distR="0" wp14:anchorId="35A637D3" wp14:editId="725064A9">
@@ -1041,6 +1052,7 @@
       <w:r>
         <w:rPr>
           <w:rFonts w:ascii="Times New Roman" w:hAnsi="Times New Roman" w:cs="Times New Roman"/>
+          <w:noProof/>
         </w:rPr>
         <w:drawing>
           <wp:inline distT="0" distB="0" distL="0" distR="0" wp14:anchorId="734AED96" wp14:editId="5E1BE5DB">
@@ -1098,13 +1110,7 @@
         <w:rPr>
           <w:rFonts w:ascii="Times New Roman" w:hAnsi="Times New Roman" w:cs="Times New Roman"/>
         </w:rPr>
-        <w:t>C</w:t>
-      </w:r>
-      <w:r>
-        <w:rPr>
-          <w:rFonts w:ascii="Times New Roman" w:hAnsi="Times New Roman" w:cs="Times New Roman"/>
-        </w:rPr>
-        <w:t>omando</w:t>
+        <w:t>Comando</w:t>
       </w:r>
       <w:r>
         <w:rPr>
@@ -1143,6 +1149,7 @@
       <w:r>
         <w:rPr>
           <w:rFonts w:ascii="Times New Roman" w:hAnsi="Times New Roman" w:cs="Times New Roman"/>
+          <w:noProof/>
         </w:rPr>
         <w:drawing>
           <wp:inline distT="0" distB="0" distL="0" distR="0" wp14:anchorId="31BC4AE2" wp14:editId="70C9B1F5">
@@ -1267,6 +1274,7 @@
       <w:r>
         <w:rPr>
           <w:rFonts w:ascii="Times New Roman" w:hAnsi="Times New Roman" w:cs="Times New Roman"/>
+          <w:noProof/>
         </w:rPr>
         <w:drawing>
           <wp:inline distT="0" distB="0" distL="0" distR="0" wp14:anchorId="5843849B" wp14:editId="3C02A1D1">
@@ -1394,6 +1402,7 @@
       <w:r>
         <w:rPr>
           <w:rFonts w:ascii="Times New Roman" w:hAnsi="Times New Roman" w:cs="Times New Roman"/>
+          <w:noProof/>
         </w:rPr>
         <w:drawing>
           <wp:inline distT="0" distB="0" distL="0" distR="0" wp14:anchorId="5964DFB9" wp14:editId="279E9467">
@@ -1476,6 +1485,7 @@
       <w:r>
         <w:rPr>
           <w:rFonts w:ascii="Times New Roman" w:hAnsi="Times New Roman" w:cs="Times New Roman"/>
+          <w:noProof/>
         </w:rPr>
         <w:drawing>
           <wp:inline distT="0" distB="0" distL="0" distR="0" wp14:anchorId="361A32D0" wp14:editId="1BEE27AA">
@@ -1580,6 +1590,7 @@
       <w:r>
         <w:rPr>
           <w:rFonts w:ascii="Times New Roman" w:hAnsi="Times New Roman" w:cs="Times New Roman"/>
+          <w:noProof/>
         </w:rPr>
         <w:drawing>
           <wp:inline distT="0" distB="0" distL="0" distR="0" wp14:anchorId="4252E9A8" wp14:editId="5AD6746A">
@@ -1665,6 +1676,7 @@
       <w:r>
         <w:rPr>
           <w:rFonts w:ascii="Times New Roman" w:hAnsi="Times New Roman" w:cs="Times New Roman"/>
+          <w:noProof/>
         </w:rPr>
         <w:drawing>
           <wp:inline distT="0" distB="0" distL="0" distR="0" wp14:anchorId="649B696B" wp14:editId="4BC17D70">
@@ -1761,6 +1773,7 @@
       <w:r>
         <w:rPr>
           <w:rFonts w:ascii="Times New Roman" w:hAnsi="Times New Roman" w:cs="Times New Roman"/>
+          <w:noProof/>
         </w:rPr>
         <w:drawing>
           <wp:inline distT="0" distB="0" distL="0" distR="0" wp14:anchorId="19C27163" wp14:editId="1DB4FD06">
@@ -1853,6 +1866,7 @@
       <w:r>
         <w:rPr>
           <w:rFonts w:ascii="Times New Roman" w:hAnsi="Times New Roman" w:cs="Times New Roman"/>
+          <w:noProof/>
         </w:rPr>
         <w:drawing>
           <wp:inline distT="0" distB="0" distL="0" distR="0" wp14:anchorId="6A3B5FC0" wp14:editId="7B3B575D">
@@ -1946,6 +1960,7 @@
           <w:rFonts w:ascii="Times New Roman" w:hAnsi="Times New Roman" w:cs="Times New Roman"/>
           <w:b/>
           <w:bCs/>
+          <w:noProof/>
         </w:rPr>
         <w:drawing>
           <wp:inline distT="0" distB="0" distL="0" distR="0" wp14:anchorId="729041A9" wp14:editId="66E897FC">
@@ -2044,6 +2059,7 @@
           <w:rFonts w:ascii="Times New Roman" w:hAnsi="Times New Roman" w:cs="Times New Roman"/>
           <w:b/>
           <w:bCs/>
+          <w:noProof/>
         </w:rPr>
         <w:drawing>
           <wp:inline distT="0" distB="0" distL="0" distR="0" wp14:anchorId="3349484C" wp14:editId="557A94A2">
@@ -2099,6 +2115,34 @@
           <w:rFonts w:ascii="Times New Roman" w:hAnsi="Times New Roman" w:cs="Times New Roman"/>
         </w:rPr>
       </w:pPr>
+      <w:r>
+        <w:rPr>
+          <w:rFonts w:ascii="Times New Roman" w:hAnsi="Times New Roman" w:cs="Times New Roman"/>
+        </w:rPr>
+        <w:t>Sección 4</w:t>
+      </w:r>
+    </w:p>
+    <w:p>
+      <w:pPr>
+        <w:jc w:val="both"/>
+        <w:rPr>
+          <w:rFonts w:ascii="Times New Roman" w:hAnsi="Times New Roman" w:cs="Times New Roman"/>
+        </w:rPr>
+      </w:pPr>
+    </w:p>
+    <w:p>
+      <w:pPr>
+        <w:jc w:val="both"/>
+        <w:rPr>
+          <w:rFonts w:ascii="Times New Roman" w:hAnsi="Times New Roman" w:cs="Times New Roman"/>
+        </w:rPr>
+      </w:pPr>
+      <w:r>
+        <w:rPr>
+          <w:rFonts w:ascii="Times New Roman" w:hAnsi="Times New Roman" w:cs="Times New Roman"/>
+        </w:rPr>
+        <w:t>Sección 5</w:t>
+      </w:r>
     </w:p>
     <w:sectPr>
       <w:pgSz w:w="12240" w:h="15840"/>
@@ -2711,6 +2755,7 @@
   <w:style w:type="character" w:default="1" w:styleId="Fuentedeprrafopredeter">
     <w:name w:val="Default Paragraph Font"/>
     <w:uiPriority w:val="1"/>
+    <w:semiHidden/>
     <w:unhideWhenUsed/>
   </w:style>
   <w:style w:type="table" w:default="1" w:styleId="Tablanormal">

--- a/Avances pruebas del tutorial.docx
+++ b/Avances pruebas del tutorial.docx
@@ -134,23 +134,13 @@
         </w:rPr>
         <w:t xml:space="preserve"> </w:t>
       </w:r>
-      <w:proofErr w:type="spellStart"/>
       <w:r>
         <w:rPr>
           <w:rFonts w:ascii="Times New Roman" w:hAnsi="Times New Roman" w:cs="Times New Roman"/>
           <w:i/>
           <w:iCs/>
         </w:rPr>
-        <w:t>Lushay</w:t>
-      </w:r>
-      <w:proofErr w:type="spellEnd"/>
-      <w:r>
-        <w:rPr>
-          <w:rFonts w:ascii="Times New Roman" w:hAnsi="Times New Roman" w:cs="Times New Roman"/>
-          <w:i/>
-          <w:iCs/>
-        </w:rPr>
-        <w:t xml:space="preserve"> Code</w:t>
+        <w:t>Lushay Code</w:t>
       </w:r>
       <w:r>
         <w:rPr>
@@ -241,34 +231,14 @@
         </w:rPr>
         <w:t> </w:t>
       </w:r>
-      <w:proofErr w:type="spellStart"/>
       <w:r>
         <w:rPr>
           <w:rFonts w:ascii="Times New Roman" w:hAnsi="Times New Roman" w:cs="Times New Roman"/>
           <w:i/>
           <w:iCs/>
         </w:rPr>
-        <w:t>Verilog</w:t>
-      </w:r>
-      <w:proofErr w:type="spellEnd"/>
-      <w:r>
-        <w:rPr>
-          <w:rFonts w:ascii="Times New Roman" w:hAnsi="Times New Roman" w:cs="Times New Roman"/>
-          <w:i/>
-          <w:iCs/>
-        </w:rPr>
-        <w:t>-HDL/</w:t>
-      </w:r>
-      <w:proofErr w:type="spellStart"/>
-      <w:r>
-        <w:rPr>
-          <w:rFonts w:ascii="Times New Roman" w:hAnsi="Times New Roman" w:cs="Times New Roman"/>
-          <w:i/>
-          <w:iCs/>
-        </w:rPr>
-        <w:t>SystemVerilog</w:t>
-      </w:r>
-      <w:proofErr w:type="spellEnd"/>
+        <w:t>Verilog-HDL/SystemVerilog</w:t>
+      </w:r>
       <w:r>
         <w:rPr>
           <w:rFonts w:ascii="Times New Roman" w:hAnsi="Times New Roman" w:cs="Times New Roman"/>
@@ -347,30 +317,8 @@
         <w:rPr>
           <w:rFonts w:ascii="Times New Roman" w:hAnsi="Times New Roman" w:cs="Times New Roman"/>
         </w:rPr>
-        <w:t>Instalación del OSS-</w:t>
-      </w:r>
-      <w:proofErr w:type="spellStart"/>
-      <w:r>
-        <w:rPr>
-          <w:rFonts w:ascii="Times New Roman" w:hAnsi="Times New Roman" w:cs="Times New Roman"/>
-        </w:rPr>
-        <w:t>Cad</w:t>
-      </w:r>
-      <w:proofErr w:type="spellEnd"/>
-      <w:r>
-        <w:rPr>
-          <w:rFonts w:ascii="Times New Roman" w:hAnsi="Times New Roman" w:cs="Times New Roman"/>
-        </w:rPr>
-        <w:t xml:space="preserve">-Suite de </w:t>
-      </w:r>
-      <w:proofErr w:type="spellStart"/>
-      <w:r>
-        <w:rPr>
-          <w:rFonts w:ascii="Times New Roman" w:hAnsi="Times New Roman" w:cs="Times New Roman"/>
-        </w:rPr>
-        <w:t>YosysHQ</w:t>
-      </w:r>
-      <w:proofErr w:type="spellEnd"/>
+        <w:t>Instalación del OSS-Cad-Suite de YosysHQ</w:t>
+      </w:r>
       <w:r>
         <w:rPr>
           <w:rFonts w:ascii="Times New Roman" w:hAnsi="Times New Roman" w:cs="Times New Roman"/>
@@ -493,21 +441,7 @@
         <w:rPr>
           <w:rFonts w:ascii="Times New Roman" w:hAnsi="Times New Roman" w:cs="Times New Roman"/>
         </w:rPr>
-        <w:t xml:space="preserve">Configuración de la extensión </w:t>
-      </w:r>
-      <w:proofErr w:type="spellStart"/>
-      <w:r>
-        <w:rPr>
-          <w:rFonts w:ascii="Times New Roman" w:hAnsi="Times New Roman" w:cs="Times New Roman"/>
-        </w:rPr>
-        <w:t>Lushay</w:t>
-      </w:r>
-      <w:proofErr w:type="spellEnd"/>
-      <w:r>
-        <w:rPr>
-          <w:rFonts w:ascii="Times New Roman" w:hAnsi="Times New Roman" w:cs="Times New Roman"/>
-        </w:rPr>
-        <w:t xml:space="preserve"> Code</w:t>
+        <w:t>Configuración de la extensión Lushay Code</w:t>
       </w:r>
       <w:r>
         <w:rPr>
@@ -661,18 +595,8 @@
           <w:bCs/>
         </w:rPr>
         <w:lastRenderedPageBreak/>
-        <w:t>Instalación de GNU-</w:t>
-      </w:r>
-      <w:proofErr w:type="spellStart"/>
-      <w:r>
-        <w:rPr>
-          <w:rFonts w:ascii="Times New Roman" w:hAnsi="Times New Roman" w:cs="Times New Roman"/>
-          <w:b/>
-          <w:bCs/>
-        </w:rPr>
-        <w:t>Make</w:t>
-      </w:r>
-      <w:proofErr w:type="spellEnd"/>
+        <w:t>Instalación de GNU-Make</w:t>
+      </w:r>
       <w:r>
         <w:rPr>
           <w:rFonts w:ascii="Times New Roman" w:hAnsi="Times New Roman" w:cs="Times New Roman"/>
@@ -831,25 +755,7 @@
           <w:b/>
           <w:bCs/>
         </w:rPr>
-        <w:t xml:space="preserve">2. Uso del </w:t>
-      </w:r>
-      <w:proofErr w:type="spellStart"/>
-      <w:r>
-        <w:rPr>
-          <w:rFonts w:ascii="Times New Roman" w:hAnsi="Times New Roman" w:cs="Times New Roman"/>
-          <w:b/>
-          <w:bCs/>
-        </w:rPr>
-        <w:t>toolchain</w:t>
-      </w:r>
-      <w:proofErr w:type="spellEnd"/>
-      <w:r>
-        <w:rPr>
-          <w:rFonts w:ascii="Times New Roman" w:hAnsi="Times New Roman" w:cs="Times New Roman"/>
-          <w:b/>
-          <w:bCs/>
-        </w:rPr>
-        <w:t xml:space="preserve"> para diseño en FPGA</w:t>
+        <w:t>2. Uso del toolchain para diseño en FPGA</w:t>
       </w:r>
     </w:p>
     <w:p>
@@ -1025,21 +931,7 @@
         <w:rPr>
           <w:rFonts w:ascii="Times New Roman" w:hAnsi="Times New Roman" w:cs="Times New Roman"/>
         </w:rPr>
-        <w:t xml:space="preserve">Inicializar la terminal del </w:t>
-      </w:r>
-      <w:proofErr w:type="spellStart"/>
-      <w:r>
-        <w:rPr>
-          <w:rFonts w:ascii="Times New Roman" w:hAnsi="Times New Roman" w:cs="Times New Roman"/>
-        </w:rPr>
-        <w:t>toolchain</w:t>
-      </w:r>
-      <w:proofErr w:type="spellEnd"/>
-      <w:r>
-        <w:rPr>
-          <w:rFonts w:ascii="Times New Roman" w:hAnsi="Times New Roman" w:cs="Times New Roman"/>
-        </w:rPr>
-        <w:t>:</w:t>
+        <w:t>Inicializar la terminal del toolchain:</w:t>
       </w:r>
     </w:p>
     <w:p>
@@ -1118,14 +1010,12 @@
         </w:rPr>
         <w:t xml:space="preserve"> </w:t>
       </w:r>
-      <w:proofErr w:type="spellStart"/>
       <w:r>
         <w:rPr>
           <w:rFonts w:ascii="Times New Roman" w:hAnsi="Times New Roman" w:cs="Times New Roman"/>
         </w:rPr>
         <w:t>Yosys</w:t>
       </w:r>
-      <w:proofErr w:type="spellEnd"/>
       <w:r>
         <w:rPr>
           <w:rFonts w:ascii="Times New Roman" w:hAnsi="Times New Roman" w:cs="Times New Roman"/>
@@ -1213,49 +1103,7 @@
         <w:rPr>
           <w:rFonts w:ascii="Times New Roman" w:hAnsi="Times New Roman" w:cs="Times New Roman"/>
         </w:rPr>
-        <w:t>cd .\ejemplos\</w:t>
-      </w:r>
-      <w:proofErr w:type="spellStart"/>
-      <w:r>
-        <w:rPr>
-          <w:rFonts w:ascii="Times New Roman" w:hAnsi="Times New Roman" w:cs="Times New Roman"/>
-        </w:rPr>
-        <w:t>BlinkyLed</w:t>
-      </w:r>
-      <w:proofErr w:type="spellEnd"/>
-      <w:r>
-        <w:rPr>
-          <w:rFonts w:ascii="Times New Roman" w:hAnsi="Times New Roman" w:cs="Times New Roman"/>
-        </w:rPr>
-        <w:t>\</w:t>
-      </w:r>
-      <w:proofErr w:type="spellStart"/>
-      <w:r>
-        <w:rPr>
-          <w:rFonts w:ascii="Times New Roman" w:hAnsi="Times New Roman" w:cs="Times New Roman"/>
-        </w:rPr>
-        <w:t>src</w:t>
-      </w:r>
-      <w:proofErr w:type="spellEnd"/>
-      <w:r>
-        <w:rPr>
-          <w:rFonts w:ascii="Times New Roman" w:hAnsi="Times New Roman" w:cs="Times New Roman"/>
-        </w:rPr>
-        <w:t>\</w:t>
-      </w:r>
-      <w:proofErr w:type="spellStart"/>
-      <w:r>
-        <w:rPr>
-          <w:rFonts w:ascii="Times New Roman" w:hAnsi="Times New Roman" w:cs="Times New Roman"/>
-        </w:rPr>
-        <w:t>build</w:t>
-      </w:r>
-      <w:proofErr w:type="spellEnd"/>
-      <w:r>
-        <w:rPr>
-          <w:rFonts w:ascii="Times New Roman" w:hAnsi="Times New Roman" w:cs="Times New Roman"/>
-        </w:rPr>
-        <w:t>\</w:t>
+        <w:t>cd .\ejemplos\BlinkyLed\src\build\</w:t>
       </w:r>
       <w:r>
         <w:rPr>
@@ -1355,41 +1203,13 @@
         <w:rPr>
           <w:rFonts w:ascii="Times New Roman" w:hAnsi="Times New Roman" w:cs="Times New Roman"/>
         </w:rPr>
-        <w:t xml:space="preserve">l </w:t>
-      </w:r>
-      <w:proofErr w:type="spellStart"/>
-      <w:r>
-        <w:rPr>
-          <w:rFonts w:ascii="Times New Roman" w:hAnsi="Times New Roman" w:cs="Times New Roman"/>
-        </w:rPr>
-        <w:t>testbench</w:t>
-      </w:r>
-      <w:proofErr w:type="spellEnd"/>
-      <w:r>
-        <w:rPr>
-          <w:rFonts w:ascii="Times New Roman" w:hAnsi="Times New Roman" w:cs="Times New Roman"/>
-        </w:rPr>
-        <w:t xml:space="preserve"> y simular el diseño</w:t>
-      </w:r>
-      <w:r>
-        <w:rPr>
-          <w:rFonts w:ascii="Times New Roman" w:hAnsi="Times New Roman" w:cs="Times New Roman"/>
-        </w:rPr>
-        <w:t xml:space="preserve"> (</w:t>
-      </w:r>
-      <w:proofErr w:type="spellStart"/>
-      <w:r>
-        <w:rPr>
-          <w:rFonts w:ascii="Times New Roman" w:hAnsi="Times New Roman" w:cs="Times New Roman"/>
-        </w:rPr>
-        <w:t>make</w:t>
-      </w:r>
-      <w:proofErr w:type="spellEnd"/>
-      <w:r>
-        <w:rPr>
-          <w:rFonts w:ascii="Times New Roman" w:hAnsi="Times New Roman" w:cs="Times New Roman"/>
-        </w:rPr>
-        <w:t xml:space="preserve"> test):</w:t>
+        <w:t>l testbench y simular el diseño</w:t>
+      </w:r>
+      <w:r>
+        <w:rPr>
+          <w:rFonts w:ascii="Times New Roman" w:hAnsi="Times New Roman" w:cs="Times New Roman"/>
+        </w:rPr>
+        <w:t xml:space="preserve"> (make test):</w:t>
       </w:r>
     </w:p>
     <w:p>
@@ -1458,21 +1278,7 @@
         <w:rPr>
           <w:rFonts w:ascii="Times New Roman" w:hAnsi="Times New Roman" w:cs="Times New Roman"/>
         </w:rPr>
-        <w:t xml:space="preserve">isualizar los diagramas de tiempo con </w:t>
-      </w:r>
-      <w:proofErr w:type="spellStart"/>
-      <w:r>
-        <w:rPr>
-          <w:rFonts w:ascii="Times New Roman" w:hAnsi="Times New Roman" w:cs="Times New Roman"/>
-        </w:rPr>
-        <w:t>GTKwave</w:t>
-      </w:r>
-      <w:proofErr w:type="spellEnd"/>
-      <w:r>
-        <w:rPr>
-          <w:rFonts w:ascii="Times New Roman" w:hAnsi="Times New Roman" w:cs="Times New Roman"/>
-        </w:rPr>
-        <w:t>:</w:t>
+        <w:t>isualizar los diagramas de tiempo con GTKwave:</w:t>
       </w:r>
     </w:p>
     <w:p>
@@ -1549,35 +1355,7 @@
         <w:rPr>
           <w:rFonts w:ascii="Times New Roman" w:hAnsi="Times New Roman" w:cs="Times New Roman"/>
         </w:rPr>
-        <w:t xml:space="preserve"> (</w:t>
-      </w:r>
-      <w:proofErr w:type="spellStart"/>
-      <w:r>
-        <w:rPr>
-          <w:rFonts w:ascii="Times New Roman" w:hAnsi="Times New Roman" w:cs="Times New Roman"/>
-        </w:rPr>
-        <w:t>make</w:t>
-      </w:r>
-      <w:proofErr w:type="spellEnd"/>
-      <w:r>
-        <w:rPr>
-          <w:rFonts w:ascii="Times New Roman" w:hAnsi="Times New Roman" w:cs="Times New Roman"/>
-        </w:rPr>
-        <w:t xml:space="preserve"> </w:t>
-      </w:r>
-      <w:proofErr w:type="spellStart"/>
-      <w:r>
-        <w:rPr>
-          <w:rFonts w:ascii="Times New Roman" w:hAnsi="Times New Roman" w:cs="Times New Roman"/>
-        </w:rPr>
-        <w:t>synth</w:t>
-      </w:r>
-      <w:proofErr w:type="spellEnd"/>
-      <w:r>
-        <w:rPr>
-          <w:rFonts w:ascii="Times New Roman" w:hAnsi="Times New Roman" w:cs="Times New Roman"/>
-        </w:rPr>
-        <w:t>):</w:t>
+        <w:t xml:space="preserve"> (make synth):</w:t>
       </w:r>
     </w:p>
     <w:p>
@@ -1649,21 +1427,7 @@
           <w:rFonts w:ascii="Times New Roman" w:hAnsi="Times New Roman" w:cs="Times New Roman"/>
         </w:rPr>
         <w:lastRenderedPageBreak/>
-        <w:t xml:space="preserve">Para realizar el place and </w:t>
-      </w:r>
-      <w:proofErr w:type="spellStart"/>
-      <w:r>
-        <w:rPr>
-          <w:rFonts w:ascii="Times New Roman" w:hAnsi="Times New Roman" w:cs="Times New Roman"/>
-        </w:rPr>
-        <w:t>route</w:t>
-      </w:r>
-      <w:proofErr w:type="spellEnd"/>
-      <w:r>
-        <w:rPr>
-          <w:rFonts w:ascii="Times New Roman" w:hAnsi="Times New Roman" w:cs="Times New Roman"/>
-        </w:rPr>
-        <w:t xml:space="preserve"> del diseño sintetizado en la FPGA:</w:t>
+        <w:t>Para realizar el place and route del diseño sintetizado en la FPGA:</w:t>
       </w:r>
     </w:p>
     <w:p>
@@ -1734,21 +1498,7 @@
         <w:rPr>
           <w:rFonts w:ascii="Times New Roman" w:hAnsi="Times New Roman" w:cs="Times New Roman"/>
         </w:rPr>
-        <w:t xml:space="preserve">Para generar el </w:t>
-      </w:r>
-      <w:proofErr w:type="spellStart"/>
-      <w:r>
-        <w:rPr>
-          <w:rFonts w:ascii="Times New Roman" w:hAnsi="Times New Roman" w:cs="Times New Roman"/>
-        </w:rPr>
-        <w:t>bitstream</w:t>
-      </w:r>
-      <w:proofErr w:type="spellEnd"/>
-      <w:r>
-        <w:rPr>
-          <w:rFonts w:ascii="Times New Roman" w:hAnsi="Times New Roman" w:cs="Times New Roman"/>
-        </w:rPr>
-        <w:t xml:space="preserve"> </w:t>
+        <w:t xml:space="preserve">Para generar el bitstream </w:t>
       </w:r>
       <w:r>
         <w:rPr>
@@ -1827,33 +1577,11 @@
           <w:rFonts w:ascii="Times New Roman" w:hAnsi="Times New Roman" w:cs="Times New Roman"/>
         </w:rPr>
       </w:pPr>
-      <w:proofErr w:type="spellStart"/>
-      <w:r>
-        <w:rPr>
-          <w:rFonts w:ascii="Times New Roman" w:hAnsi="Times New Roman" w:cs="Times New Roman"/>
-        </w:rPr>
-        <w:t>Make</w:t>
-      </w:r>
-      <w:proofErr w:type="spellEnd"/>
-      <w:r>
-        <w:rPr>
-          <w:rFonts w:ascii="Times New Roman" w:hAnsi="Times New Roman" w:cs="Times New Roman"/>
-        </w:rPr>
-        <w:t xml:space="preserve"> </w:t>
-      </w:r>
-      <w:proofErr w:type="spellStart"/>
-      <w:r>
-        <w:rPr>
-          <w:rFonts w:ascii="Times New Roman" w:hAnsi="Times New Roman" w:cs="Times New Roman"/>
-        </w:rPr>
-        <w:t>all</w:t>
-      </w:r>
-      <w:proofErr w:type="spellEnd"/>
-      <w:r>
-        <w:rPr>
-          <w:rFonts w:ascii="Times New Roman" w:hAnsi="Times New Roman" w:cs="Times New Roman"/>
-        </w:rPr>
-        <w:t xml:space="preserve">: </w:t>
+      <w:r>
+        <w:rPr>
+          <w:rFonts w:ascii="Times New Roman" w:hAnsi="Times New Roman" w:cs="Times New Roman"/>
+        </w:rPr>
+        <w:t xml:space="preserve">Make all: </w:t>
       </w:r>
     </w:p>
     <w:p>
@@ -2024,25 +1752,7 @@
           <w:b/>
           <w:bCs/>
         </w:rPr>
-        <w:t xml:space="preserve">Uso de </w:t>
-      </w:r>
-      <w:proofErr w:type="spellStart"/>
-      <w:r>
-        <w:rPr>
-          <w:rFonts w:ascii="Times New Roman" w:hAnsi="Times New Roman" w:cs="Times New Roman"/>
-          <w:b/>
-          <w:bCs/>
-        </w:rPr>
-        <w:t>commit</w:t>
-      </w:r>
-      <w:proofErr w:type="spellEnd"/>
-      <w:r>
-        <w:rPr>
-          <w:rFonts w:ascii="Times New Roman" w:hAnsi="Times New Roman" w:cs="Times New Roman"/>
-          <w:b/>
-          <w:bCs/>
-        </w:rPr>
-        <w:t>:</w:t>
+        <w:t>Uso de commit:</w:t>
       </w:r>
     </w:p>
     <w:p>
@@ -2137,11 +1847,375 @@
           <w:rFonts w:ascii="Times New Roman" w:hAnsi="Times New Roman" w:cs="Times New Roman"/>
         </w:rPr>
       </w:pPr>
-      <w:r>
-        <w:rPr>
-          <w:rFonts w:ascii="Times New Roman" w:hAnsi="Times New Roman" w:cs="Times New Roman"/>
-        </w:rPr>
+    </w:p>
+    <w:p>
+      <w:pPr>
+        <w:jc w:val="both"/>
+        <w:rPr>
+          <w:rFonts w:ascii="Times New Roman" w:hAnsi="Times New Roman" w:cs="Times New Roman"/>
+        </w:rPr>
+      </w:pPr>
+    </w:p>
+    <w:p>
+      <w:pPr>
+        <w:jc w:val="both"/>
+        <w:rPr>
+          <w:rFonts w:ascii="Times New Roman" w:hAnsi="Times New Roman" w:cs="Times New Roman"/>
+        </w:rPr>
+      </w:pPr>
+    </w:p>
+    <w:p>
+      <w:pPr>
+        <w:jc w:val="both"/>
+        <w:rPr>
+          <w:rFonts w:ascii="Times New Roman" w:hAnsi="Times New Roman" w:cs="Times New Roman"/>
+        </w:rPr>
+      </w:pPr>
+    </w:p>
+    <w:p>
+      <w:pPr>
+        <w:jc w:val="both"/>
+        <w:rPr>
+          <w:rFonts w:ascii="Times New Roman" w:hAnsi="Times New Roman" w:cs="Times New Roman"/>
+        </w:rPr>
+      </w:pPr>
+      <w:r>
+        <w:rPr>
+          <w:rFonts w:ascii="Times New Roman" w:hAnsi="Times New Roman" w:cs="Times New Roman"/>
+        </w:rPr>
+        <w:lastRenderedPageBreak/>
         <w:t>Sección 5</w:t>
+      </w:r>
+    </w:p>
+    <w:p>
+      <w:pPr>
+        <w:jc w:val="both"/>
+        <w:rPr>
+          <w:rFonts w:ascii="Times New Roman" w:hAnsi="Times New Roman" w:cs="Times New Roman"/>
+        </w:rPr>
+      </w:pPr>
+      <w:r>
+        <w:rPr>
+          <w:rFonts w:ascii="Times New Roman" w:hAnsi="Times New Roman" w:cs="Times New Roman"/>
+        </w:rPr>
+        <w:t xml:space="preserve">Desing: creación de carpeta module_counter.sv: </w:t>
+      </w:r>
+    </w:p>
+    <w:p>
+      <w:pPr>
+        <w:jc w:val="both"/>
+        <w:rPr>
+          <w:rFonts w:ascii="Times New Roman" w:hAnsi="Times New Roman" w:cs="Times New Roman"/>
+        </w:rPr>
+      </w:pPr>
+      <w:r>
+        <w:rPr>
+          <w:rFonts w:ascii="Times New Roman" w:hAnsi="Times New Roman" w:cs="Times New Roman"/>
+        </w:rPr>
+        <w:drawing>
+          <wp:inline distT="0" distB="0" distL="0" distR="0" wp14:anchorId="28D0C852" wp14:editId="0277F1D9">
+            <wp:extent cx="4454236" cy="3188221"/>
+            <wp:effectExtent l="0" t="0" r="3810" b="0"/>
+            <wp:docPr id="1605076958" name="Imagen 1"/>
+            <wp:cNvGraphicFramePr>
+              <a:graphicFrameLocks xmlns:a="http://schemas.openxmlformats.org/drawingml/2006/main" noChangeAspect="1"/>
+            </wp:cNvGraphicFramePr>
+            <a:graphic xmlns:a="http://schemas.openxmlformats.org/drawingml/2006/main">
+              <a:graphicData uri="http://schemas.openxmlformats.org/drawingml/2006/picture">
+                <pic:pic xmlns:pic="http://schemas.openxmlformats.org/drawingml/2006/picture">
+                  <pic:nvPicPr>
+                    <pic:cNvPr id="1605076958" name=""/>
+                    <pic:cNvPicPr/>
+                  </pic:nvPicPr>
+                  <pic:blipFill>
+                    <a:blip r:embed="rId26"/>
+                    <a:stretch>
+                      <a:fillRect/>
+                    </a:stretch>
+                  </pic:blipFill>
+                  <pic:spPr>
+                    <a:xfrm>
+                      <a:off x="0" y="0"/>
+                      <a:ext cx="4462127" cy="3193869"/>
+                    </a:xfrm>
+                    <a:prstGeom prst="rect">
+                      <a:avLst/>
+                    </a:prstGeom>
+                  </pic:spPr>
+                </pic:pic>
+              </a:graphicData>
+            </a:graphic>
+          </wp:inline>
+        </w:drawing>
+      </w:r>
+    </w:p>
+    <w:p>
+      <w:pPr>
+        <w:jc w:val="both"/>
+        <w:rPr>
+          <w:rFonts w:ascii="Times New Roman" w:hAnsi="Times New Roman" w:cs="Times New Roman"/>
+        </w:rPr>
+      </w:pPr>
+    </w:p>
+    <w:p>
+      <w:pPr>
+        <w:jc w:val="both"/>
+        <w:rPr>
+          <w:rFonts w:ascii="Times New Roman" w:hAnsi="Times New Roman" w:cs="Times New Roman"/>
+        </w:rPr>
+      </w:pPr>
+      <w:r>
+        <w:rPr>
+          <w:rFonts w:ascii="Times New Roman" w:hAnsi="Times New Roman" w:cs="Times New Roman"/>
+        </w:rPr>
+        <w:t>Sim: Creación de carapeta</w:t>
+      </w:r>
+      <w:r>
+        <w:rPr>
+          <w:rFonts w:ascii="Times New Roman" w:hAnsi="Times New Roman" w:cs="Times New Roman"/>
+        </w:rPr>
+        <w:t xml:space="preserve"> </w:t>
+      </w:r>
+      <w:r>
+        <w:rPr>
+          <w:rFonts w:ascii="Times New Roman" w:hAnsi="Times New Roman" w:cs="Times New Roman"/>
+        </w:rPr>
+        <w:t>module_counter</w:t>
+      </w:r>
+      <w:r>
+        <w:rPr>
+          <w:rFonts w:ascii="Times New Roman" w:hAnsi="Times New Roman" w:cs="Times New Roman"/>
+        </w:rPr>
+        <w:t>_tb.</w:t>
+      </w:r>
+      <w:r>
+        <w:rPr>
+          <w:rFonts w:ascii="Times New Roman" w:hAnsi="Times New Roman" w:cs="Times New Roman"/>
+        </w:rPr>
+        <w:t>sv</w:t>
+      </w:r>
+      <w:r>
+        <w:rPr>
+          <w:rFonts w:ascii="Times New Roman" w:hAnsi="Times New Roman" w:cs="Times New Roman"/>
+        </w:rPr>
+        <w:t>:</w:t>
+      </w:r>
+    </w:p>
+    <w:p>
+      <w:pPr>
+        <w:jc w:val="both"/>
+        <w:rPr>
+          <w:rFonts w:ascii="Times New Roman" w:hAnsi="Times New Roman" w:cs="Times New Roman"/>
+        </w:rPr>
+      </w:pPr>
+    </w:p>
+    <w:p>
+      <w:pPr>
+        <w:jc w:val="both"/>
+        <w:rPr>
+          <w:rFonts w:ascii="Times New Roman" w:hAnsi="Times New Roman" w:cs="Times New Roman"/>
+        </w:rPr>
+      </w:pPr>
+      <w:r>
+        <w:rPr>
+          <w:rFonts w:ascii="Times New Roman" w:hAnsi="Times New Roman" w:cs="Times New Roman"/>
+        </w:rPr>
+        <w:drawing>
+          <wp:inline distT="0" distB="0" distL="0" distR="0" wp14:anchorId="2B6124A7" wp14:editId="77C705BD">
+            <wp:extent cx="4492205" cy="2985654"/>
+            <wp:effectExtent l="0" t="0" r="3810" b="5715"/>
+            <wp:docPr id="389166148" name="Imagen 1"/>
+            <wp:cNvGraphicFramePr>
+              <a:graphicFrameLocks xmlns:a="http://schemas.openxmlformats.org/drawingml/2006/main" noChangeAspect="1"/>
+            </wp:cNvGraphicFramePr>
+            <a:graphic xmlns:a="http://schemas.openxmlformats.org/drawingml/2006/main">
+              <a:graphicData uri="http://schemas.openxmlformats.org/drawingml/2006/picture">
+                <pic:pic xmlns:pic="http://schemas.openxmlformats.org/drawingml/2006/picture">
+                  <pic:nvPicPr>
+                    <pic:cNvPr id="389166148" name=""/>
+                    <pic:cNvPicPr/>
+                  </pic:nvPicPr>
+                  <pic:blipFill>
+                    <a:blip r:embed="rId27"/>
+                    <a:stretch>
+                      <a:fillRect/>
+                    </a:stretch>
+                  </pic:blipFill>
+                  <pic:spPr>
+                    <a:xfrm>
+                      <a:off x="0" y="0"/>
+                      <a:ext cx="4500205" cy="2990971"/>
+                    </a:xfrm>
+                    <a:prstGeom prst="rect">
+                      <a:avLst/>
+                    </a:prstGeom>
+                  </pic:spPr>
+                </pic:pic>
+              </a:graphicData>
+            </a:graphic>
+          </wp:inline>
+        </w:drawing>
+      </w:r>
+    </w:p>
+    <w:p>
+      <w:pPr>
+        <w:jc w:val="both"/>
+        <w:rPr>
+          <w:rFonts w:ascii="Times New Roman" w:hAnsi="Times New Roman" w:cs="Times New Roman"/>
+        </w:rPr>
+      </w:pPr>
+    </w:p>
+    <w:p>
+      <w:pPr>
+        <w:jc w:val="both"/>
+        <w:rPr>
+          <w:rFonts w:ascii="Times New Roman" w:hAnsi="Times New Roman" w:cs="Times New Roman"/>
+        </w:rPr>
+      </w:pPr>
+    </w:p>
+    <w:p>
+      <w:pPr>
+        <w:jc w:val="both"/>
+        <w:rPr>
+          <w:rFonts w:ascii="Times New Roman" w:hAnsi="Times New Roman" w:cs="Times New Roman"/>
+          <w:b/>
+          <w:bCs/>
+        </w:rPr>
+      </w:pPr>
+      <w:r>
+        <w:rPr>
+          <w:rFonts w:ascii="Times New Roman" w:hAnsi="Times New Roman" w:cs="Times New Roman"/>
+          <w:b/>
+          <w:bCs/>
+        </w:rPr>
+        <w:lastRenderedPageBreak/>
+        <w:t>Constraints </w:t>
+      </w:r>
+    </w:p>
+    <w:p>
+      <w:pPr>
+        <w:jc w:val="both"/>
+        <w:rPr>
+          <w:rFonts w:ascii="Times New Roman" w:hAnsi="Times New Roman" w:cs="Times New Roman"/>
+        </w:rPr>
+      </w:pPr>
+      <w:r>
+        <w:rPr>
+          <w:rFonts w:ascii="Times New Roman" w:hAnsi="Times New Roman" w:cs="Times New Roman"/>
+        </w:rPr>
+        <w:drawing>
+          <wp:inline distT="0" distB="0" distL="0" distR="0" wp14:anchorId="395B4F05" wp14:editId="0B10ADCA">
+            <wp:extent cx="4336472" cy="2689810"/>
+            <wp:effectExtent l="0" t="0" r="6985" b="0"/>
+            <wp:docPr id="485815483" name="Imagen 1"/>
+            <wp:cNvGraphicFramePr>
+              <a:graphicFrameLocks xmlns:a="http://schemas.openxmlformats.org/drawingml/2006/main" noChangeAspect="1"/>
+            </wp:cNvGraphicFramePr>
+            <a:graphic xmlns:a="http://schemas.openxmlformats.org/drawingml/2006/main">
+              <a:graphicData uri="http://schemas.openxmlformats.org/drawingml/2006/picture">
+                <pic:pic xmlns:pic="http://schemas.openxmlformats.org/drawingml/2006/picture">
+                  <pic:nvPicPr>
+                    <pic:cNvPr id="485815483" name=""/>
+                    <pic:cNvPicPr/>
+                  </pic:nvPicPr>
+                  <pic:blipFill>
+                    <a:blip r:embed="rId28"/>
+                    <a:stretch>
+                      <a:fillRect/>
+                    </a:stretch>
+                  </pic:blipFill>
+                  <pic:spPr>
+                    <a:xfrm>
+                      <a:off x="0" y="0"/>
+                      <a:ext cx="4343187" cy="2693975"/>
+                    </a:xfrm>
+                    <a:prstGeom prst="rect">
+                      <a:avLst/>
+                    </a:prstGeom>
+                  </pic:spPr>
+                </pic:pic>
+              </a:graphicData>
+            </a:graphic>
+          </wp:inline>
+        </w:drawing>
+      </w:r>
+    </w:p>
+    <w:p>
+      <w:pPr>
+        <w:jc w:val="both"/>
+        <w:rPr>
+          <w:rFonts w:ascii="Times New Roman" w:hAnsi="Times New Roman" w:cs="Times New Roman"/>
+        </w:rPr>
+      </w:pPr>
+    </w:p>
+    <w:p>
+      <w:pPr>
+        <w:jc w:val="both"/>
+        <w:rPr>
+          <w:rFonts w:ascii="Times New Roman" w:hAnsi="Times New Roman" w:cs="Times New Roman"/>
+        </w:rPr>
+      </w:pPr>
+      <w:r>
+        <w:rPr>
+          <w:rFonts w:ascii="Times New Roman" w:hAnsi="Times New Roman" w:cs="Times New Roman"/>
+        </w:rPr>
+        <w:t>Ejecutar:</w:t>
+      </w:r>
+    </w:p>
+    <w:p>
+      <w:pPr>
+        <w:jc w:val="both"/>
+        <w:rPr>
+          <w:rFonts w:ascii="Times New Roman" w:hAnsi="Times New Roman" w:cs="Times New Roman"/>
+        </w:rPr>
+      </w:pPr>
+    </w:p>
+    <w:p>
+      <w:pPr>
+        <w:jc w:val="both"/>
+        <w:rPr>
+          <w:rFonts w:ascii="Times New Roman" w:hAnsi="Times New Roman" w:cs="Times New Roman"/>
+        </w:rPr>
+      </w:pPr>
+      <w:r>
+        <w:rPr>
+          <w:rFonts w:ascii="Times New Roman" w:hAnsi="Times New Roman" w:cs="Times New Roman"/>
+        </w:rPr>
+        <w:drawing>
+          <wp:inline distT="0" distB="0" distL="0" distR="0" wp14:anchorId="7304BC11" wp14:editId="1D575861">
+            <wp:extent cx="4357254" cy="2449784"/>
+            <wp:effectExtent l="0" t="0" r="5715" b="8255"/>
+            <wp:docPr id="1112785586" name="Imagen 1"/>
+            <wp:cNvGraphicFramePr>
+              <a:graphicFrameLocks xmlns:a="http://schemas.openxmlformats.org/drawingml/2006/main" noChangeAspect="1"/>
+            </wp:cNvGraphicFramePr>
+            <a:graphic xmlns:a="http://schemas.openxmlformats.org/drawingml/2006/main">
+              <a:graphicData uri="http://schemas.openxmlformats.org/drawingml/2006/picture">
+                <pic:pic xmlns:pic="http://schemas.openxmlformats.org/drawingml/2006/picture">
+                  <pic:nvPicPr>
+                    <pic:cNvPr id="1112785586" name=""/>
+                    <pic:cNvPicPr/>
+                  </pic:nvPicPr>
+                  <pic:blipFill>
+                    <a:blip r:embed="rId29"/>
+                    <a:stretch>
+                      <a:fillRect/>
+                    </a:stretch>
+                  </pic:blipFill>
+                  <pic:spPr>
+                    <a:xfrm>
+                      <a:off x="0" y="0"/>
+                      <a:ext cx="4373691" cy="2459025"/>
+                    </a:xfrm>
+                    <a:prstGeom prst="rect">
+                      <a:avLst/>
+                    </a:prstGeom>
+                  </pic:spPr>
+                </pic:pic>
+              </a:graphicData>
+            </a:graphic>
+          </wp:inline>
+        </w:drawing>
       </w:r>
     </w:p>
     <w:sectPr>
@@ -2755,7 +2829,6 @@
   <w:style w:type="character" w:default="1" w:styleId="Fuentedeprrafopredeter">
     <w:name w:val="Default Paragraph Font"/>
     <w:uiPriority w:val="1"/>
-    <w:semiHidden/>
     <w:unhideWhenUsed/>
   </w:style>
   <w:style w:type="table" w:default="1" w:styleId="Tablanormal">
